--- a/docs/academico/practica-03/F3_Diagrama_BPM_ASIS_Colegio_Andino.docx
+++ b/docs/academico/practica-03/F3_Diagrama_BPM_ASIS_Colegio_Andino.docx
@@ -656,7 +656,22 @@
                 <w:sz w:val="18"/>
                 <w:szCs w:val="18"/>
               </w:rPr>
-              <w:t xml:space="preserve">. No está validado por la institución y no es el modelo formal de PowerDesigner (pendiente para la Fase 29, ver `POWERDESIGNER_PENDING.md`).</w:t>
+              <w:t xml:space="preserve">. No está validado por la institución y no es el modelo formal de PowerDesigner (pendiente para la Fase 29, ver </w:t>
+            </w:r>
+            <w:r>
+              <w:rPr>
+                <w:rFonts w:ascii="Consolas" w:hAnsi="Consolas"/>
+                <w:sz w:val="18"/>
+                <w:szCs w:val="18"/>
+              </w:rPr>
+              <w:t xml:space="preserve">POWERDESIGNER_PENDING.md</w:t>
+            </w:r>
+            <w:r>
+              <w:rPr>
+                <w:sz w:val="18"/>
+                <w:szCs w:val="18"/>
+              </w:rPr>
+              <w:t xml:space="preserve">).</w:t>
             </w:r>
           </w:p>
           <w:p>
@@ -763,6 +778,7 @@
     </w:p>
     <w:p>
       <w:pPr>
+        <w:keepNext/>
         <w:spacing w:after="80"/>
         <w:ind w:left="284"/>
       </w:pPr>
@@ -889,6 +905,7 @@
     </w:p>
     <w:p>
       <w:pPr>
+        <w:keepNext/>
         <w:spacing w:after="80"/>
         <w:ind w:left="284"/>
       </w:pPr>
@@ -2405,6 +2422,7 @@
     </w:p>
     <w:p>
       <w:pPr>
+        <w:keepNext/>
         <w:spacing w:after="80"/>
         <w:ind w:left="284"/>
       </w:pPr>
@@ -2599,6 +2617,7 @@
     </w:p>
     <w:p>
       <w:pPr>
+        <w:keepNext/>
         <w:spacing w:after="80"/>
         <w:ind w:left="284"/>
       </w:pPr>
@@ -3044,7 +3063,16 @@
         <w:ind w:left="567"/>
       </w:pPr>
       <w:r>
-        <w:t xml:space="preserve">• Fuente del AS-IS: `docs/final-report/03-procesos-negocio.md` §3.1 (8 actividades macro, responsables y problemas P1–P5 asociados) — rotulado como «preliminar, pendiente de validación» desde la v1.0.</w:t>
+        <w:t xml:space="preserve">• Fuente del AS-IS: </w:t>
+      </w:r>
+      <w:r>
+        <w:rPr>
+          <w:rFonts w:ascii="Consolas" w:hAnsi="Consolas"/>
+        </w:rPr>
+        <w:t xml:space="preserve">docs/final-report/03-procesos-negocio.md</w:t>
+      </w:r>
+      <w:r>
+        <w:t xml:space="preserve"> §3.1 (8 actividades macro, responsables y problemas P1–P5 asociados) — rotulado como «preliminar, pendiente de validación» desde la v1.0.</w:t>
       </w:r>
     </w:p>
     <w:p>
@@ -3053,7 +3081,16 @@
         <w:ind w:left="567"/>
       </w:pPr>
       <w:r>
-        <w:t xml:space="preserve">• Contexto y problemas: `docs/final-report/02-contexto-problema.md` §2.1–2.2 (sin documentación institucional verificada en el repositorio).</w:t>
+        <w:t xml:space="preserve">• Contexto y problemas: </w:t>
+      </w:r>
+      <w:r>
+        <w:rPr>
+          <w:rFonts w:ascii="Consolas" w:hAnsi="Consolas"/>
+        </w:rPr>
+        <w:t xml:space="preserve">docs/final-report/02-contexto-problema.md</w:t>
+      </w:r>
+      <w:r>
+        <w:t xml:space="preserve"> §2.1–2.2 (sin documentación institucional verificada en el repositorio).</w:t>
       </w:r>
     </w:p>
     <w:p>
@@ -3062,7 +3099,16 @@
         <w:ind w:left="567"/>
       </w:pPr>
       <w:r>
-        <w:t xml:space="preserve">• Informe del BPMN AS-IS v1.0: `docs/final-report/diagram-reports/01-bpmn-as-is-report.md` (el diagrama original del equipo </w:t>
+        <w:t xml:space="preserve">• Informe del BPMN AS-IS v1.0: </w:t>
+      </w:r>
+      <w:r>
+        <w:rPr>
+          <w:rFonts w:ascii="Consolas" w:hAnsi="Consolas"/>
+        </w:rPr>
+        <w:t xml:space="preserve">docs/final-report/diagram-reports/01-bpmn-as-is-report.md</w:t>
+      </w:r>
+      <w:r>
+        <w:t xml:space="preserve"> (el diagrama original del equipo </w:t>
       </w:r>
       <w:r>
         <w:rPr>
@@ -3081,7 +3127,25 @@
         <w:ind w:left="567"/>
       </w:pPr>
       <w:r>
-        <w:t xml:space="preserve">• Guía oficial: `docs/academico/00-fuentes-oficiales/guias/` (Prácticas 02 y 03) y plantillas oficiales de los Formatos 02 y 03 (SHA-256 en `docs/academico/00-fuentes-oficiales/inventory.md`).</w:t>
+        <w:t xml:space="preserve">• Guía oficial: </w:t>
+      </w:r>
+      <w:r>
+        <w:rPr>
+          <w:rFonts w:ascii="Consolas" w:hAnsi="Consolas"/>
+        </w:rPr>
+        <w:t xml:space="preserve">docs/academico/00-fuentes-oficiales/guias/</w:t>
+      </w:r>
+      <w:r>
+        <w:t xml:space="preserve"> (Prácticas 02 y 03) y plantillas oficiales de los Formatos 02 y 03 (SHA-256 en </w:t>
+      </w:r>
+      <w:r>
+        <w:rPr>
+          <w:rFonts w:ascii="Consolas" w:hAnsi="Consolas"/>
+        </w:rPr>
+        <w:t xml:space="preserve">docs/academico/00-fuentes-oficiales/inventory.md</w:t>
+      </w:r>
+      <w:r>
+        <w:t xml:space="preserve">).</w:t>
       </w:r>
     </w:p>
     <w:p>
@@ -3090,7 +3154,34 @@
         <w:ind w:left="567"/>
       </w:pPr>
       <w:r>
-        <w:t xml:space="preserve">• Modelo de datos del documento y generador reproducible: `docs/academico/tools/f27b/` (`m_asis.py`, `build.py`).</w:t>
+        <w:t xml:space="preserve">• Modelo de datos del documento y generador reproducible: </w:t>
+      </w:r>
+      <w:r>
+        <w:rPr>
+          <w:rFonts w:ascii="Consolas" w:hAnsi="Consolas"/>
+        </w:rPr>
+        <w:t xml:space="preserve">docs/academico/tools/f27b/</w:t>
+      </w:r>
+      <w:r>
+        <w:t xml:space="preserve"> (</w:t>
+      </w:r>
+      <w:r>
+        <w:rPr>
+          <w:rFonts w:ascii="Consolas" w:hAnsi="Consolas"/>
+        </w:rPr>
+        <w:t xml:space="preserve">m_asis.py</w:t>
+      </w:r>
+      <w:r>
+        <w:t xml:space="preserve">, </w:t>
+      </w:r>
+      <w:r>
+        <w:rPr>
+          <w:rFonts w:ascii="Consolas" w:hAnsi="Consolas"/>
+        </w:rPr>
+        <w:t xml:space="preserve">build.py</w:t>
+      </w:r>
+      <w:r>
+        <w:t xml:space="preserve">).</w:t>
       </w:r>
     </w:p>
     <w:p>
@@ -3099,7 +3190,25 @@
         <w:ind w:left="567"/>
       </w:pPr>
       <w:r>
-        <w:t xml:space="preserve">• Borradores: `docs/academico/practica-03/diagramas/draft/F3-bpmn-as-is-parte1.png` y `…parte2.png`.</w:t>
+        <w:t xml:space="preserve">• Borradores: </w:t>
+      </w:r>
+      <w:r>
+        <w:rPr>
+          <w:rFonts w:ascii="Consolas" w:hAnsi="Consolas"/>
+        </w:rPr>
+        <w:t xml:space="preserve">docs/academico/practica-03/diagramas/draft/F3-bpmn-as-is-parte1.png</w:t>
+      </w:r>
+      <w:r>
+        <w:t xml:space="preserve"> y </w:t>
+      </w:r>
+      <w:r>
+        <w:rPr>
+          <w:rFonts w:ascii="Consolas" w:hAnsi="Consolas"/>
+        </w:rPr>
+        <w:t xml:space="preserve">…parte2.png</w:t>
+      </w:r>
+      <w:r>
+        <w:t xml:space="preserve">.</w:t>
       </w:r>
     </w:p>
     <w:p>
@@ -3108,7 +3217,16 @@
         <w:ind w:left="567"/>
       </w:pPr>
       <w:r>
-        <w:t xml:space="preserve">• Pendiente de modelado formal: `docs/academico/practica-03/POWERDESIGNER_PENDING.md`.</w:t>
+        <w:t xml:space="preserve">• Pendiente de modelado formal: </w:t>
+      </w:r>
+      <w:r>
+        <w:rPr>
+          <w:rFonts w:ascii="Consolas" w:hAnsi="Consolas"/>
+        </w:rPr>
+        <w:t xml:space="preserve">docs/academico/practica-03/POWERDESIGNER_PENDING.md</w:t>
+      </w:r>
+      <w:r>
+        <w:t xml:space="preserve">.</w:t>
       </w:r>
     </w:p>
     <w:p>

--- a/docs/academico/practica-03/F3_Diagrama_BPM_ASIS_Colegio_Andino.docx
+++ b/docs/academico/practica-03/F3_Diagrama_BPM_ASIS_Colegio_Andino.docx
@@ -853,7 +853,7 @@
               <w:t xml:space="preserve">Alcance:</w:t>
             </w:r>
             <w:r>
-              <w:t xml:space="preserve"> desde que un área identifica una necesidad de personal (EI-01) hasta que se comunica el resultado a los postulantes (EF-03). Caminos alternativos: necesidad no aprobada (EF-01) y candidato no preseleccionado (EF-02).</w:t>
+              <w:t xml:space="preserve"> desde que un área identifica una necesidad de personal (EI-01) hasta que se comunica el resultado a los postulantes (EF-03). Caminos alternativos: necesidad no aprobada (EF-01) y, para cada candidato dentro de SP-01, candidato no preseleccionado (EF-02).</w:t>
             </w:r>
           </w:p>
           <w:p>
@@ -986,7 +986,7 @@
       <w:r>
         <w:drawing>
           <wp:inline distT="0" distB="0" distL="0" distR="0">
-            <wp:extent cx="5759999" cy="4761599"/>
+            <wp:extent cx="5759999" cy="5739053"/>
             <wp:docPr id="102" name="F3-bpmn-as-is-parte2.png"/>
             <wp:cNvGraphicFramePr>
               <a:graphicFrameLocks xmlns:a="http://schemas.openxmlformats.org/drawingml/2006/main" noChangeAspect="1"/>
@@ -1007,7 +1007,7 @@
                   <pic:spPr>
                     <a:xfrm>
                       <a:off x="0" y="0"/>
-                      <a:ext cx="5759999" cy="4761599"/>
+                      <a:ext cx="5759999" cy="5739053"/>
                     </a:xfrm>
                     <a:prstGeom prst="rect">
                       <a:avLst/>
@@ -1042,7 +1042,7 @@
         <w:ind w:left="284"/>
       </w:pPr>
       <w:r>
-        <w:t xml:space="preserve">Borrador de revisión dibujado desde la especificación de este formato. La versión formal se modelará en PowerDesigner cuando la auditoría F27C apruebe el contenido.</w:t>
+        <w:t xml:space="preserve">Borrador de revisión dibujado desde la especificación de este formato (corregida en la F27D tras la auditoría F27C). La versión formal se modelará en PowerDesigner en la F29.</w:t>
       </w:r>
     </w:p>
     <w:p>
@@ -1243,7 +1243,7 @@
                 <w:sz w:val="18"/>
                 <w:szCs w:val="18"/>
               </w:rPr>
-              <w:t xml:space="preserve">«Colegio Andino de Huancayo — reclutamiento y selección (AS-IS preliminar)» y «Postulante» (externo).</w:t>
+              <w:t xml:space="preserve">«Colegio Andino de Huancayo — reclutamiento y selección (AS-IS preliminar)», caja blanca con cuatro lanes, y «Postulante», participante externo visible con comportamiento mínimo (EP-01 → AS-07 → EP-02).</w:t>
             </w:r>
           </w:p>
         </w:tc>
@@ -1320,7 +1320,7 @@
                 <w:sz w:val="18"/>
                 <w:szCs w:val="18"/>
               </w:rPr>
-              <w:t xml:space="preserve">Área solicitante, RR. HH., Dirección y Evaluadores dentro del pool del Colegio.</w:t>
+              <w:t xml:space="preserve">Área solicitante, RR. HH., Dirección y Evaluadores, dentro del pool del Colegio.</w:t>
             </w:r>
           </w:p>
         </w:tc>
@@ -1438,7 +1438,7 @@
                 <w:sz w:val="18"/>
                 <w:szCs w:val="18"/>
               </w:rPr>
-              <w:t xml:space="preserve">Tarea</w:t>
+              <w:t xml:space="preserve">Evento de inicio de mensaje</w:t>
             </w:r>
           </w:p>
         </w:tc>
@@ -1456,7 +1456,7 @@
                 <w:sz w:val="18"/>
                 <w:szCs w:val="18"/>
               </w:rPr>
-              <w:t xml:space="preserve">Trabajo que realiza un actor.</w:t>
+              <w:t xml:space="preserve">Inicio disparado por un mensaje.</w:t>
             </w:r>
           </w:p>
         </w:tc>
@@ -1474,7 +1474,7 @@
                 <w:sz w:val="18"/>
                 <w:szCs w:val="18"/>
               </w:rPr>
-              <w:t xml:space="preserve">AS-01 a AS-14.</w:t>
+              <w:t xml:space="preserve">EP-01 «Convocatoria recibida» (pool Postulante, por MF-01).</w:t>
             </w:r>
           </w:p>
         </w:tc>
@@ -1515,7 +1515,7 @@
                 <w:sz w:val="18"/>
                 <w:szCs w:val="18"/>
               </w:rPr>
-              <w:t xml:space="preserve">Compuerta exclusiva</w:t>
+              <w:t xml:space="preserve">Tarea</w:t>
             </w:r>
           </w:p>
         </w:tc>
@@ -1533,7 +1533,7 @@
                 <w:sz w:val="18"/>
                 <w:szCs w:val="18"/>
               </w:rPr>
-              <w:t xml:space="preserve">Decisión con una sola salida posible.</w:t>
+              <w:t xml:space="preserve">Trabajo que realiza un actor.</w:t>
             </w:r>
           </w:p>
         </w:tc>
@@ -1551,7 +1551,7 @@
                 <w:sz w:val="18"/>
                 <w:szCs w:val="18"/>
               </w:rPr>
-              <w:t xml:space="preserve">G-01 «¿Necesidad aprobada?» (Dirección) y G-02 «¿Candidato preseleccionado?» (RR. HH., por candidato).</w:t>
+              <w:t xml:space="preserve">AS-01 a AS-14.</w:t>
             </w:r>
           </w:p>
         </w:tc>
@@ -1592,7 +1592,7 @@
                 <w:sz w:val="18"/>
                 <w:szCs w:val="18"/>
               </w:rPr>
-              <w:t xml:space="preserve">Evento de fin</w:t>
+              <w:t xml:space="preserve">Tarea de recepción</w:t>
             </w:r>
           </w:p>
         </w:tc>
@@ -1610,7 +1610,7 @@
                 <w:sz w:val="18"/>
                 <w:szCs w:val="18"/>
               </w:rPr>
-              <w:t xml:space="preserve">Punto donde termina un camino del proceso.</w:t>
+              <w:t xml:space="preserve">Tarea que espera un mensaje.</w:t>
             </w:r>
           </w:p>
         </w:tc>
@@ -1628,7 +1628,7 @@
                 <w:sz w:val="18"/>
                 <w:szCs w:val="18"/>
               </w:rPr>
-              <w:t xml:space="preserve">EF-01 «Necesidad no aprobada», EF-02 «Candidato no continúa» y EF-03 «Resultado comunicado».</w:t>
+              <w:t xml:space="preserve">AS-08 «Recibir y reunir postulaciones y CV» recibe MF-02.</w:t>
             </w:r>
           </w:p>
         </w:tc>
@@ -1669,7 +1669,7 @@
                 <w:sz w:val="18"/>
                 <w:szCs w:val="18"/>
               </w:rPr>
-              <w:t xml:space="preserve">Flujo de secuencia</w:t>
+              <w:t xml:space="preserve">Subproceso de instancia múltiple</w:t>
             </w:r>
           </w:p>
         </w:tc>
@@ -1687,7 +1687,7 @@
                 <w:sz w:val="18"/>
                 <w:szCs w:val="18"/>
               </w:rPr>
-              <w:t xml:space="preserve">Orden de ejecución dentro de un pool.</w:t>
+              <w:t xml:space="preserve">Subproceso que se ejecuta una vez por elemento de una colección.</w:t>
             </w:r>
           </w:p>
         </w:tc>
@@ -1705,7 +1705,7 @@
                 <w:sz w:val="18"/>
                 <w:szCs w:val="18"/>
               </w:rPr>
-              <w:t xml:space="preserve">Conecta las tareas y compuertas del Colegio.</w:t>
+              <w:t xml:space="preserve">SP-01 «Evaluar al candidato», paralelo, una instancia por candidato (AS-09 a AS-11).</w:t>
             </w:r>
           </w:p>
         </w:tc>
@@ -1746,7 +1746,7 @@
                 <w:sz w:val="18"/>
                 <w:szCs w:val="18"/>
               </w:rPr>
-              <w:t xml:space="preserve">Flujo de mensaje</w:t>
+              <w:t xml:space="preserve">Compuerta exclusiva</w:t>
             </w:r>
           </w:p>
         </w:tc>
@@ -1764,7 +1764,7 @@
                 <w:sz w:val="18"/>
                 <w:szCs w:val="18"/>
               </w:rPr>
-              <w:t xml:space="preserve">Comunicación entre pools.</w:t>
+              <w:t xml:space="preserve">Decisión con una sola salida posible.</w:t>
             </w:r>
           </w:p>
         </w:tc>
@@ -1782,7 +1782,7 @@
                 <w:sz w:val="18"/>
                 <w:szCs w:val="18"/>
               </w:rPr>
-              <w:t xml:space="preserve">Convocatoria (AS-06 → Postulante), postulación y CV (AS-07 → AS-08), citación (AS-10 → Postulante) y resultado (AS-14 → Postulante).</w:t>
+              <w:t xml:space="preserve">G-01 «¿Necesidad aprobada?» (Dirección) y G-02 «¿Candidato preseleccionado?» (RR. HH., dentro de SP-01).</w:t>
             </w:r>
           </w:p>
         </w:tc>
@@ -1823,6 +1823,237 @@
                 <w:sz w:val="18"/>
                 <w:szCs w:val="18"/>
               </w:rPr>
+              <w:t xml:space="preserve">Evento de fin</w:t>
+            </w:r>
+          </w:p>
+        </w:tc>
+        <w:tc>
+          <w:tcPr>
+            <w:tcW w:w="2300" w:type="dxa"/>
+          </w:tcPr>
+          <w:p>
+            <w:pPr>
+              <w:spacing w:after="0" w:line="240" w:lineRule="auto"/>
+              <w:jc w:val="left"/>
+            </w:pPr>
+            <w:r>
+              <w:rPr>
+                <w:sz w:val="18"/>
+                <w:szCs w:val="18"/>
+              </w:rPr>
+              <w:t xml:space="preserve">Punto donde termina un camino.</w:t>
+            </w:r>
+          </w:p>
+        </w:tc>
+        <w:tc>
+          <w:tcPr>
+            <w:tcW w:w="3697" w:type="dxa"/>
+          </w:tcPr>
+          <w:p>
+            <w:pPr>
+              <w:spacing w:after="0" w:line="240" w:lineRule="auto"/>
+              <w:jc w:val="left"/>
+            </w:pPr>
+            <w:r>
+              <w:rPr>
+                <w:sz w:val="18"/>
+                <w:szCs w:val="18"/>
+              </w:rPr>
+              <w:t xml:space="preserve">Del proceso: EF-01 «Necesidad no aprobada» y EF-03 «Resultado comunicado». De SP-01: EF-02 «El candidato no continúa» y EF-04 «Candidato evaluado». Del Postulante: EP-02 «Postulación presentada».</w:t>
+            </w:r>
+          </w:p>
+        </w:tc>
+      </w:tr>
+      <w:tr>
+        <w:trPr>
+          <w:cantSplit/>
+        </w:trPr>
+        <w:tc>
+          <w:tcPr>
+            <w:tcW w:w="575" w:type="dxa"/>
+          </w:tcPr>
+          <w:p>
+            <w:pPr>
+              <w:spacing w:after="0" w:line="240" w:lineRule="auto"/>
+              <w:jc w:val="left"/>
+            </w:pPr>
+            <w:r>
+              <w:rPr>
+                <w:sz w:val="18"/>
+                <w:szCs w:val="18"/>
+              </w:rPr>
+              <w:t xml:space="preserve">10</w:t>
+            </w:r>
+          </w:p>
+        </w:tc>
+        <w:tc>
+          <w:tcPr>
+            <w:tcW w:w="1643" w:type="dxa"/>
+          </w:tcPr>
+          <w:p>
+            <w:pPr>
+              <w:spacing w:after="0" w:line="240" w:lineRule="auto"/>
+              <w:jc w:val="left"/>
+            </w:pPr>
+            <w:r>
+              <w:rPr>
+                <w:sz w:val="18"/>
+                <w:szCs w:val="18"/>
+              </w:rPr>
+              <w:t xml:space="preserve">Flujo de secuencia</w:t>
+            </w:r>
+          </w:p>
+        </w:tc>
+        <w:tc>
+          <w:tcPr>
+            <w:tcW w:w="2300" w:type="dxa"/>
+          </w:tcPr>
+          <w:p>
+            <w:pPr>
+              <w:spacing w:after="0" w:line="240" w:lineRule="auto"/>
+              <w:jc w:val="left"/>
+            </w:pPr>
+            <w:r>
+              <w:rPr>
+                <w:sz w:val="18"/>
+                <w:szCs w:val="18"/>
+              </w:rPr>
+              <w:t xml:space="preserve">Orden de ejecución dentro de un pool.</w:t>
+            </w:r>
+          </w:p>
+        </w:tc>
+        <w:tc>
+          <w:tcPr>
+            <w:tcW w:w="3697" w:type="dxa"/>
+          </w:tcPr>
+          <w:p>
+            <w:pPr>
+              <w:spacing w:after="0" w:line="240" w:lineRule="auto"/>
+              <w:jc w:val="left"/>
+            </w:pPr>
+            <w:r>
+              <w:rPr>
+                <w:sz w:val="18"/>
+                <w:szCs w:val="18"/>
+              </w:rPr>
+              <w:t xml:space="preserve">Dentro de cada pool. Incluye AS-06 → AS-08: la tarea de recepción sigue a la difusión.</w:t>
+            </w:r>
+          </w:p>
+        </w:tc>
+      </w:tr>
+      <w:tr>
+        <w:trPr>
+          <w:cantSplit/>
+        </w:trPr>
+        <w:tc>
+          <w:tcPr>
+            <w:tcW w:w="575" w:type="dxa"/>
+          </w:tcPr>
+          <w:p>
+            <w:pPr>
+              <w:spacing w:after="0" w:line="240" w:lineRule="auto"/>
+              <w:jc w:val="left"/>
+            </w:pPr>
+            <w:r>
+              <w:rPr>
+                <w:sz w:val="18"/>
+                <w:szCs w:val="18"/>
+              </w:rPr>
+              <w:t xml:space="preserve">11</w:t>
+            </w:r>
+          </w:p>
+        </w:tc>
+        <w:tc>
+          <w:tcPr>
+            <w:tcW w:w="1643" w:type="dxa"/>
+          </w:tcPr>
+          <w:p>
+            <w:pPr>
+              <w:spacing w:after="0" w:line="240" w:lineRule="auto"/>
+              <w:jc w:val="left"/>
+            </w:pPr>
+            <w:r>
+              <w:rPr>
+                <w:sz w:val="18"/>
+                <w:szCs w:val="18"/>
+              </w:rPr>
+              <w:t xml:space="preserve">Flujo de mensaje</w:t>
+            </w:r>
+          </w:p>
+        </w:tc>
+        <w:tc>
+          <w:tcPr>
+            <w:tcW w:w="2300" w:type="dxa"/>
+          </w:tcPr>
+          <w:p>
+            <w:pPr>
+              <w:spacing w:after="0" w:line="240" w:lineRule="auto"/>
+              <w:jc w:val="left"/>
+            </w:pPr>
+            <w:r>
+              <w:rPr>
+                <w:sz w:val="18"/>
+                <w:szCs w:val="18"/>
+              </w:rPr>
+              <w:t xml:space="preserve">Comunicación entre pools, unidireccional.</w:t>
+            </w:r>
+          </w:p>
+        </w:tc>
+        <w:tc>
+          <w:tcPr>
+            <w:tcW w:w="3697" w:type="dxa"/>
+          </w:tcPr>
+          <w:p>
+            <w:pPr>
+              <w:spacing w:after="0" w:line="240" w:lineRule="auto"/>
+              <w:jc w:val="left"/>
+            </w:pPr>
+            <w:r>
+              <w:rPr>
+                <w:sz w:val="18"/>
+                <w:szCs w:val="18"/>
+              </w:rPr>
+              <w:t xml:space="preserve">MF-01 a MF-04 (tabla de mensajes).</w:t>
+            </w:r>
+          </w:p>
+        </w:tc>
+      </w:tr>
+      <w:tr>
+        <w:trPr>
+          <w:cantSplit/>
+        </w:trPr>
+        <w:tc>
+          <w:tcPr>
+            <w:tcW w:w="575" w:type="dxa"/>
+          </w:tcPr>
+          <w:p>
+            <w:pPr>
+              <w:spacing w:after="0" w:line="240" w:lineRule="auto"/>
+              <w:jc w:val="left"/>
+            </w:pPr>
+            <w:r>
+              <w:rPr>
+                <w:sz w:val="18"/>
+                <w:szCs w:val="18"/>
+              </w:rPr>
+              <w:t xml:space="preserve">12</w:t>
+            </w:r>
+          </w:p>
+        </w:tc>
+        <w:tc>
+          <w:tcPr>
+            <w:tcW w:w="1643" w:type="dxa"/>
+          </w:tcPr>
+          <w:p>
+            <w:pPr>
+              <w:spacing w:after="0" w:line="240" w:lineRule="auto"/>
+              <w:jc w:val="left"/>
+            </w:pPr>
+            <w:r>
+              <w:rPr>
+                <w:sz w:val="18"/>
+                <w:szCs w:val="18"/>
+              </w:rPr>
               <w:t xml:space="preserve">Anotación</w:t>
             </w:r>
           </w:p>
@@ -1860,6 +2091,1393 @@
                 <w:szCs w:val="18"/>
               </w:rPr>
               <w:t xml:space="preserve">Marca «AS-IS preliminar, sujeto a validación institucional».</w:t>
+            </w:r>
+          </w:p>
+        </w:tc>
+      </w:tr>
+    </w:tbl>
+    <w:p>
+      <w:pPr>
+        <w:spacing w:after="0"/>
+        <w:ind w:left="284"/>
+      </w:pPr>
+    </w:p>
+    <w:p>
+      <w:pPr>
+        <w:keepNext/>
+        <w:spacing w:after="60"/>
+        <w:ind w:left="284"/>
+      </w:pPr>
+      <w:r>
+        <w:rPr>
+          <w:b/>
+          <w:bCs/>
+        </w:rPr>
+        <w:t xml:space="preserve">Glosario de nombres oficiales</w:t>
+      </w:r>
+    </w:p>
+    <w:tbl>
+      <w:tblPr>
+        <w:tblStyle w:val="Tablaconcuadrcula"/>
+        <w:tblW w:w="8216" w:type="dxa"/>
+        <w:tblInd w:w="284" w:type="dxa"/>
+        <w:tblLayout w:type="fixed"/>
+        <w:tblLook w:val="04A0" w:firstRow="1" w:lastRow="0" w:firstColumn="1" w:lastColumn="0" w:noHBand="0" w:noVBand="1"/>
+      </w:tblPr>
+      <w:tblGrid>
+        <w:gridCol w:w="985"/>
+        <w:gridCol w:w="4108"/>
+        <w:gridCol w:w="3122"/>
+      </w:tblGrid>
+      <w:tr>
+        <w:trPr>
+          <w:cantSplit/>
+          <w:tblHeader/>
+        </w:trPr>
+        <w:tc>
+          <w:tcPr>
+            <w:tcW w:w="985" w:type="dxa"/>
+            <w:shd w:val="clear" w:color="auto" w:fill="D9E2F3"/>
+          </w:tcPr>
+          <w:p>
+            <w:pPr>
+              <w:spacing w:after="0" w:line="240" w:lineRule="auto"/>
+              <w:jc w:val="center"/>
+            </w:pPr>
+            <w:r>
+              <w:rPr>
+                <w:b/>
+                <w:bCs/>
+                <w:sz w:val="17"/>
+                <w:szCs w:val="17"/>
+              </w:rPr>
+              <w:t xml:space="preserve">ID</w:t>
+            </w:r>
+          </w:p>
+        </w:tc>
+        <w:tc>
+          <w:tcPr>
+            <w:tcW w:w="4108" w:type="dxa"/>
+            <w:shd w:val="clear" w:color="auto" w:fill="D9E2F3"/>
+          </w:tcPr>
+          <w:p>
+            <w:pPr>
+              <w:spacing w:after="0" w:line="240" w:lineRule="auto"/>
+              <w:jc w:val="center"/>
+            </w:pPr>
+            <w:r>
+              <w:rPr>
+                <w:b/>
+                <w:bCs/>
+                <w:sz w:val="17"/>
+                <w:szCs w:val="17"/>
+              </w:rPr>
+              <w:t xml:space="preserve">Tipo</w:t>
+            </w:r>
+          </w:p>
+        </w:tc>
+        <w:tc>
+          <w:tcPr>
+            <w:tcW w:w="3122" w:type="dxa"/>
+            <w:shd w:val="clear" w:color="auto" w:fill="D9E2F3"/>
+          </w:tcPr>
+          <w:p>
+            <w:pPr>
+              <w:spacing w:after="0" w:line="240" w:lineRule="auto"/>
+              <w:jc w:val="center"/>
+            </w:pPr>
+            <w:r>
+              <w:rPr>
+                <w:b/>
+                <w:bCs/>
+                <w:sz w:val="17"/>
+                <w:szCs w:val="17"/>
+              </w:rPr>
+              <w:t xml:space="preserve">Nombre oficial</w:t>
+            </w:r>
+          </w:p>
+        </w:tc>
+      </w:tr>
+      <w:tr>
+        <w:trPr>
+          <w:cantSplit/>
+        </w:trPr>
+        <w:tc>
+          <w:tcPr>
+            <w:tcW w:w="985" w:type="dxa"/>
+          </w:tcPr>
+          <w:p>
+            <w:pPr>
+              <w:spacing w:after="0" w:line="240" w:lineRule="auto"/>
+              <w:jc w:val="left"/>
+            </w:pPr>
+            <w:r>
+              <w:rPr>
+                <w:sz w:val="17"/>
+                <w:szCs w:val="17"/>
+              </w:rPr>
+              <w:t xml:space="preserve">EI-01</w:t>
+            </w:r>
+          </w:p>
+        </w:tc>
+        <w:tc>
+          <w:tcPr>
+            <w:tcW w:w="4108" w:type="dxa"/>
+          </w:tcPr>
+          <w:p>
+            <w:pPr>
+              <w:spacing w:after="0" w:line="240" w:lineRule="auto"/>
+              <w:jc w:val="left"/>
+            </w:pPr>
+            <w:r>
+              <w:rPr>
+                <w:sz w:val="17"/>
+                <w:szCs w:val="17"/>
+              </w:rPr>
+              <w:t xml:space="preserve">Evento de inicio (pool Colegio)</w:t>
+            </w:r>
+          </w:p>
+        </w:tc>
+        <w:tc>
+          <w:tcPr>
+            <w:tcW w:w="3122" w:type="dxa"/>
+          </w:tcPr>
+          <w:p>
+            <w:pPr>
+              <w:spacing w:after="0" w:line="240" w:lineRule="auto"/>
+              <w:jc w:val="left"/>
+            </w:pPr>
+            <w:r>
+              <w:rPr>
+                <w:sz w:val="17"/>
+                <w:szCs w:val="17"/>
+              </w:rPr>
+              <w:t xml:space="preserve">Necesidad de personal identificada</w:t>
+            </w:r>
+          </w:p>
+        </w:tc>
+      </w:tr>
+      <w:tr>
+        <w:trPr>
+          <w:cantSplit/>
+        </w:trPr>
+        <w:tc>
+          <w:tcPr>
+            <w:tcW w:w="985" w:type="dxa"/>
+          </w:tcPr>
+          <w:p>
+            <w:pPr>
+              <w:spacing w:after="0" w:line="240" w:lineRule="auto"/>
+              <w:jc w:val="left"/>
+            </w:pPr>
+            <w:r>
+              <w:rPr>
+                <w:sz w:val="17"/>
+                <w:szCs w:val="17"/>
+              </w:rPr>
+              <w:t xml:space="preserve">G-01</w:t>
+            </w:r>
+          </w:p>
+        </w:tc>
+        <w:tc>
+          <w:tcPr>
+            <w:tcW w:w="4108" w:type="dxa"/>
+          </w:tcPr>
+          <w:p>
+            <w:pPr>
+              <w:spacing w:after="0" w:line="240" w:lineRule="auto"/>
+              <w:jc w:val="left"/>
+            </w:pPr>
+            <w:r>
+              <w:rPr>
+                <w:sz w:val="17"/>
+                <w:szCs w:val="17"/>
+              </w:rPr>
+              <w:t xml:space="preserve">Compuerta exclusiva</w:t>
+            </w:r>
+          </w:p>
+        </w:tc>
+        <w:tc>
+          <w:tcPr>
+            <w:tcW w:w="3122" w:type="dxa"/>
+          </w:tcPr>
+          <w:p>
+            <w:pPr>
+              <w:spacing w:after="0" w:line="240" w:lineRule="auto"/>
+              <w:jc w:val="left"/>
+            </w:pPr>
+            <w:r>
+              <w:rPr>
+                <w:sz w:val="17"/>
+                <w:szCs w:val="17"/>
+              </w:rPr>
+              <w:t xml:space="preserve">¿Necesidad aprobada?</w:t>
+            </w:r>
+          </w:p>
+        </w:tc>
+      </w:tr>
+      <w:tr>
+        <w:trPr>
+          <w:cantSplit/>
+        </w:trPr>
+        <w:tc>
+          <w:tcPr>
+            <w:tcW w:w="985" w:type="dxa"/>
+          </w:tcPr>
+          <w:p>
+            <w:pPr>
+              <w:spacing w:after="0" w:line="240" w:lineRule="auto"/>
+              <w:jc w:val="left"/>
+            </w:pPr>
+            <w:r>
+              <w:rPr>
+                <w:sz w:val="17"/>
+                <w:szCs w:val="17"/>
+              </w:rPr>
+              <w:t xml:space="preserve">EF-01</w:t>
+            </w:r>
+          </w:p>
+        </w:tc>
+        <w:tc>
+          <w:tcPr>
+            <w:tcW w:w="4108" w:type="dxa"/>
+          </w:tcPr>
+          <w:p>
+            <w:pPr>
+              <w:spacing w:after="0" w:line="240" w:lineRule="auto"/>
+              <w:jc w:val="left"/>
+            </w:pPr>
+            <w:r>
+              <w:rPr>
+                <w:sz w:val="17"/>
+                <w:szCs w:val="17"/>
+              </w:rPr>
+              <w:t xml:space="preserve">Evento de fin del proceso</w:t>
+            </w:r>
+          </w:p>
+        </w:tc>
+        <w:tc>
+          <w:tcPr>
+            <w:tcW w:w="3122" w:type="dxa"/>
+          </w:tcPr>
+          <w:p>
+            <w:pPr>
+              <w:spacing w:after="0" w:line="240" w:lineRule="auto"/>
+              <w:jc w:val="left"/>
+            </w:pPr>
+            <w:r>
+              <w:rPr>
+                <w:sz w:val="17"/>
+                <w:szCs w:val="17"/>
+              </w:rPr>
+              <w:t xml:space="preserve">Necesidad no aprobada</w:t>
+            </w:r>
+          </w:p>
+        </w:tc>
+      </w:tr>
+      <w:tr>
+        <w:trPr>
+          <w:cantSplit/>
+        </w:trPr>
+        <w:tc>
+          <w:tcPr>
+            <w:tcW w:w="985" w:type="dxa"/>
+          </w:tcPr>
+          <w:p>
+            <w:pPr>
+              <w:spacing w:after="0" w:line="240" w:lineRule="auto"/>
+              <w:jc w:val="left"/>
+            </w:pPr>
+            <w:r>
+              <w:rPr>
+                <w:sz w:val="17"/>
+                <w:szCs w:val="17"/>
+              </w:rPr>
+              <w:t xml:space="preserve">SP-01</w:t>
+            </w:r>
+          </w:p>
+        </w:tc>
+        <w:tc>
+          <w:tcPr>
+            <w:tcW w:w="4108" w:type="dxa"/>
+          </w:tcPr>
+          <w:p>
+            <w:pPr>
+              <w:spacing w:after="0" w:line="240" w:lineRule="auto"/>
+              <w:jc w:val="left"/>
+            </w:pPr>
+            <w:r>
+              <w:rPr>
+                <w:sz w:val="17"/>
+                <w:szCs w:val="17"/>
+              </w:rPr>
+              <w:t xml:space="preserve">Subproceso de instancia múltiple (paralela), una instancia por candidato</w:t>
+            </w:r>
+          </w:p>
+        </w:tc>
+        <w:tc>
+          <w:tcPr>
+            <w:tcW w:w="3122" w:type="dxa"/>
+          </w:tcPr>
+          <w:p>
+            <w:pPr>
+              <w:spacing w:after="0" w:line="240" w:lineRule="auto"/>
+              <w:jc w:val="left"/>
+            </w:pPr>
+            <w:r>
+              <w:rPr>
+                <w:sz w:val="17"/>
+                <w:szCs w:val="17"/>
+              </w:rPr>
+              <w:t xml:space="preserve">Evaluar al candidato</w:t>
+            </w:r>
+          </w:p>
+        </w:tc>
+      </w:tr>
+      <w:tr>
+        <w:trPr>
+          <w:cantSplit/>
+        </w:trPr>
+        <w:tc>
+          <w:tcPr>
+            <w:tcW w:w="985" w:type="dxa"/>
+          </w:tcPr>
+          <w:p>
+            <w:pPr>
+              <w:spacing w:after="0" w:line="240" w:lineRule="auto"/>
+              <w:jc w:val="left"/>
+            </w:pPr>
+            <w:r>
+              <w:rPr>
+                <w:sz w:val="17"/>
+                <w:szCs w:val="17"/>
+              </w:rPr>
+              <w:t xml:space="preserve">SI-01</w:t>
+            </w:r>
+          </w:p>
+        </w:tc>
+        <w:tc>
+          <w:tcPr>
+            <w:tcW w:w="4108" w:type="dxa"/>
+          </w:tcPr>
+          <w:p>
+            <w:pPr>
+              <w:spacing w:after="0" w:line="240" w:lineRule="auto"/>
+              <w:jc w:val="left"/>
+            </w:pPr>
+            <w:r>
+              <w:rPr>
+                <w:sz w:val="17"/>
+                <w:szCs w:val="17"/>
+              </w:rPr>
+              <w:t xml:space="preserve">Evento de inicio de SP-01</w:t>
+            </w:r>
+          </w:p>
+        </w:tc>
+        <w:tc>
+          <w:tcPr>
+            <w:tcW w:w="3122" w:type="dxa"/>
+          </w:tcPr>
+          <w:p>
+            <w:pPr>
+              <w:spacing w:after="0" w:line="240" w:lineRule="auto"/>
+              <w:jc w:val="left"/>
+            </w:pPr>
+            <w:r>
+              <w:rPr>
+                <w:sz w:val="17"/>
+                <w:szCs w:val="17"/>
+              </w:rPr>
+              <w:t xml:space="preserve">Candidato a evaluar</w:t>
+            </w:r>
+          </w:p>
+        </w:tc>
+      </w:tr>
+      <w:tr>
+        <w:trPr>
+          <w:cantSplit/>
+        </w:trPr>
+        <w:tc>
+          <w:tcPr>
+            <w:tcW w:w="985" w:type="dxa"/>
+          </w:tcPr>
+          <w:p>
+            <w:pPr>
+              <w:spacing w:after="0" w:line="240" w:lineRule="auto"/>
+              <w:jc w:val="left"/>
+            </w:pPr>
+            <w:r>
+              <w:rPr>
+                <w:sz w:val="17"/>
+                <w:szCs w:val="17"/>
+              </w:rPr>
+              <w:t xml:space="preserve">G-02</w:t>
+            </w:r>
+          </w:p>
+        </w:tc>
+        <w:tc>
+          <w:tcPr>
+            <w:tcW w:w="4108" w:type="dxa"/>
+          </w:tcPr>
+          <w:p>
+            <w:pPr>
+              <w:spacing w:after="0" w:line="240" w:lineRule="auto"/>
+              <w:jc w:val="left"/>
+            </w:pPr>
+            <w:r>
+              <w:rPr>
+                <w:sz w:val="17"/>
+                <w:szCs w:val="17"/>
+              </w:rPr>
+              <w:t xml:space="preserve">Compuerta exclusiva (dentro de SP-01)</w:t>
+            </w:r>
+          </w:p>
+        </w:tc>
+        <w:tc>
+          <w:tcPr>
+            <w:tcW w:w="3122" w:type="dxa"/>
+          </w:tcPr>
+          <w:p>
+            <w:pPr>
+              <w:spacing w:after="0" w:line="240" w:lineRule="auto"/>
+              <w:jc w:val="left"/>
+            </w:pPr>
+            <w:r>
+              <w:rPr>
+                <w:sz w:val="17"/>
+                <w:szCs w:val="17"/>
+              </w:rPr>
+              <w:t xml:space="preserve">¿Candidato preseleccionado?</w:t>
+            </w:r>
+          </w:p>
+        </w:tc>
+      </w:tr>
+      <w:tr>
+        <w:trPr>
+          <w:cantSplit/>
+        </w:trPr>
+        <w:tc>
+          <w:tcPr>
+            <w:tcW w:w="985" w:type="dxa"/>
+          </w:tcPr>
+          <w:p>
+            <w:pPr>
+              <w:spacing w:after="0" w:line="240" w:lineRule="auto"/>
+              <w:jc w:val="left"/>
+            </w:pPr>
+            <w:r>
+              <w:rPr>
+                <w:sz w:val="17"/>
+                <w:szCs w:val="17"/>
+              </w:rPr>
+              <w:t xml:space="preserve">EF-02</w:t>
+            </w:r>
+          </w:p>
+        </w:tc>
+        <w:tc>
+          <w:tcPr>
+            <w:tcW w:w="4108" w:type="dxa"/>
+          </w:tcPr>
+          <w:p>
+            <w:pPr>
+              <w:spacing w:after="0" w:line="240" w:lineRule="auto"/>
+              <w:jc w:val="left"/>
+            </w:pPr>
+            <w:r>
+              <w:rPr>
+                <w:sz w:val="17"/>
+                <w:szCs w:val="17"/>
+              </w:rPr>
+              <w:t xml:space="preserve">Evento de fin de SP-01</w:t>
+            </w:r>
+          </w:p>
+        </w:tc>
+        <w:tc>
+          <w:tcPr>
+            <w:tcW w:w="3122" w:type="dxa"/>
+          </w:tcPr>
+          <w:p>
+            <w:pPr>
+              <w:spacing w:after="0" w:line="240" w:lineRule="auto"/>
+              <w:jc w:val="left"/>
+            </w:pPr>
+            <w:r>
+              <w:rPr>
+                <w:sz w:val="17"/>
+                <w:szCs w:val="17"/>
+              </w:rPr>
+              <w:t xml:space="preserve">El candidato no continúa</w:t>
+            </w:r>
+          </w:p>
+        </w:tc>
+      </w:tr>
+      <w:tr>
+        <w:trPr>
+          <w:cantSplit/>
+        </w:trPr>
+        <w:tc>
+          <w:tcPr>
+            <w:tcW w:w="985" w:type="dxa"/>
+          </w:tcPr>
+          <w:p>
+            <w:pPr>
+              <w:spacing w:after="0" w:line="240" w:lineRule="auto"/>
+              <w:jc w:val="left"/>
+            </w:pPr>
+            <w:r>
+              <w:rPr>
+                <w:sz w:val="17"/>
+                <w:szCs w:val="17"/>
+              </w:rPr>
+              <w:t xml:space="preserve">EF-04</w:t>
+            </w:r>
+          </w:p>
+        </w:tc>
+        <w:tc>
+          <w:tcPr>
+            <w:tcW w:w="4108" w:type="dxa"/>
+          </w:tcPr>
+          <w:p>
+            <w:pPr>
+              <w:spacing w:after="0" w:line="240" w:lineRule="auto"/>
+              <w:jc w:val="left"/>
+            </w:pPr>
+            <w:r>
+              <w:rPr>
+                <w:sz w:val="17"/>
+                <w:szCs w:val="17"/>
+              </w:rPr>
+              <w:t xml:space="preserve">Evento de fin de SP-01</w:t>
+            </w:r>
+          </w:p>
+        </w:tc>
+        <w:tc>
+          <w:tcPr>
+            <w:tcW w:w="3122" w:type="dxa"/>
+          </w:tcPr>
+          <w:p>
+            <w:pPr>
+              <w:spacing w:after="0" w:line="240" w:lineRule="auto"/>
+              <w:jc w:val="left"/>
+            </w:pPr>
+            <w:r>
+              <w:rPr>
+                <w:sz w:val="17"/>
+                <w:szCs w:val="17"/>
+              </w:rPr>
+              <w:t xml:space="preserve">Candidato evaluado</w:t>
+            </w:r>
+          </w:p>
+        </w:tc>
+      </w:tr>
+      <w:tr>
+        <w:trPr>
+          <w:cantSplit/>
+        </w:trPr>
+        <w:tc>
+          <w:tcPr>
+            <w:tcW w:w="985" w:type="dxa"/>
+          </w:tcPr>
+          <w:p>
+            <w:pPr>
+              <w:spacing w:after="0" w:line="240" w:lineRule="auto"/>
+              <w:jc w:val="left"/>
+            </w:pPr>
+            <w:r>
+              <w:rPr>
+                <w:sz w:val="17"/>
+                <w:szCs w:val="17"/>
+              </w:rPr>
+              <w:t xml:space="preserve">EF-03</w:t>
+            </w:r>
+          </w:p>
+        </w:tc>
+        <w:tc>
+          <w:tcPr>
+            <w:tcW w:w="4108" w:type="dxa"/>
+          </w:tcPr>
+          <w:p>
+            <w:pPr>
+              <w:spacing w:after="0" w:line="240" w:lineRule="auto"/>
+              <w:jc w:val="left"/>
+            </w:pPr>
+            <w:r>
+              <w:rPr>
+                <w:sz w:val="17"/>
+                <w:szCs w:val="17"/>
+              </w:rPr>
+              <w:t xml:space="preserve">Evento de fin del proceso</w:t>
+            </w:r>
+          </w:p>
+        </w:tc>
+        <w:tc>
+          <w:tcPr>
+            <w:tcW w:w="3122" w:type="dxa"/>
+          </w:tcPr>
+          <w:p>
+            <w:pPr>
+              <w:spacing w:after="0" w:line="240" w:lineRule="auto"/>
+              <w:jc w:val="left"/>
+            </w:pPr>
+            <w:r>
+              <w:rPr>
+                <w:sz w:val="17"/>
+                <w:szCs w:val="17"/>
+              </w:rPr>
+              <w:t xml:space="preserve">Resultado comunicado</w:t>
+            </w:r>
+          </w:p>
+        </w:tc>
+      </w:tr>
+      <w:tr>
+        <w:trPr>
+          <w:cantSplit/>
+        </w:trPr>
+        <w:tc>
+          <w:tcPr>
+            <w:tcW w:w="985" w:type="dxa"/>
+          </w:tcPr>
+          <w:p>
+            <w:pPr>
+              <w:spacing w:after="0" w:line="240" w:lineRule="auto"/>
+              <w:jc w:val="left"/>
+            </w:pPr>
+            <w:r>
+              <w:rPr>
+                <w:sz w:val="17"/>
+                <w:szCs w:val="17"/>
+              </w:rPr>
+              <w:t xml:space="preserve">EP-01</w:t>
+            </w:r>
+          </w:p>
+        </w:tc>
+        <w:tc>
+          <w:tcPr>
+            <w:tcW w:w="4108" w:type="dxa"/>
+          </w:tcPr>
+          <w:p>
+            <w:pPr>
+              <w:spacing w:after="0" w:line="240" w:lineRule="auto"/>
+              <w:jc w:val="left"/>
+            </w:pPr>
+            <w:r>
+              <w:rPr>
+                <w:sz w:val="17"/>
+                <w:szCs w:val="17"/>
+              </w:rPr>
+              <w:t xml:space="preserve">Evento de inicio de mensaje (pool Postulante)</w:t>
+            </w:r>
+          </w:p>
+        </w:tc>
+        <w:tc>
+          <w:tcPr>
+            <w:tcW w:w="3122" w:type="dxa"/>
+          </w:tcPr>
+          <w:p>
+            <w:pPr>
+              <w:spacing w:after="0" w:line="240" w:lineRule="auto"/>
+              <w:jc w:val="left"/>
+            </w:pPr>
+            <w:r>
+              <w:rPr>
+                <w:sz w:val="17"/>
+                <w:szCs w:val="17"/>
+              </w:rPr>
+              <w:t xml:space="preserve">Convocatoria recibida</w:t>
+            </w:r>
+          </w:p>
+        </w:tc>
+      </w:tr>
+      <w:tr>
+        <w:trPr>
+          <w:cantSplit/>
+        </w:trPr>
+        <w:tc>
+          <w:tcPr>
+            <w:tcW w:w="985" w:type="dxa"/>
+          </w:tcPr>
+          <w:p>
+            <w:pPr>
+              <w:spacing w:after="0" w:line="240" w:lineRule="auto"/>
+              <w:jc w:val="left"/>
+            </w:pPr>
+            <w:r>
+              <w:rPr>
+                <w:sz w:val="17"/>
+                <w:szCs w:val="17"/>
+              </w:rPr>
+              <w:t xml:space="preserve">EP-02</w:t>
+            </w:r>
+          </w:p>
+        </w:tc>
+        <w:tc>
+          <w:tcPr>
+            <w:tcW w:w="4108" w:type="dxa"/>
+          </w:tcPr>
+          <w:p>
+            <w:pPr>
+              <w:spacing w:after="0" w:line="240" w:lineRule="auto"/>
+              <w:jc w:val="left"/>
+            </w:pPr>
+            <w:r>
+              <w:rPr>
+                <w:sz w:val="17"/>
+                <w:szCs w:val="17"/>
+              </w:rPr>
+              <w:t xml:space="preserve">Evento de fin (pool Postulante)</w:t>
+            </w:r>
+          </w:p>
+        </w:tc>
+        <w:tc>
+          <w:tcPr>
+            <w:tcW w:w="3122" w:type="dxa"/>
+          </w:tcPr>
+          <w:p>
+            <w:pPr>
+              <w:spacing w:after="0" w:line="240" w:lineRule="auto"/>
+              <w:jc w:val="left"/>
+            </w:pPr>
+            <w:r>
+              <w:rPr>
+                <w:sz w:val="17"/>
+                <w:szCs w:val="17"/>
+              </w:rPr>
+              <w:t xml:space="preserve">Postulación presentada</w:t>
+            </w:r>
+          </w:p>
+        </w:tc>
+      </w:tr>
+    </w:tbl>
+    <w:p>
+      <w:pPr>
+        <w:spacing w:after="0"/>
+        <w:ind w:left="284"/>
+      </w:pPr>
+    </w:p>
+    <w:p>
+      <w:pPr>
+        <w:spacing w:after="100"/>
+        <w:ind w:left="284"/>
+      </w:pPr>
+      <w:r>
+        <w:t xml:space="preserve">Cada ID tiene </w:t>
+      </w:r>
+      <w:r>
+        <w:rPr>
+          <w:b/>
+          <w:bCs/>
+        </w:rPr>
+        <w:t xml:space="preserve">un solo nombre</w:t>
+      </w:r>
+      <w:r>
+        <w:t xml:space="preserve">, que se usa igual en el formato, el borrador, el README y el pendiente de PowerDesigner.</w:t>
+      </w:r>
+    </w:p>
+    <w:p>
+      <w:pPr>
+        <w:keepNext/>
+        <w:spacing w:after="60"/>
+        <w:ind w:left="284"/>
+      </w:pPr>
+      <w:r>
+        <w:rPr>
+          <w:b/>
+          <w:bCs/>
+        </w:rPr>
+        <w:t xml:space="preserve">Pool del Postulante y subproceso por candidato</w:t>
+      </w:r>
+    </w:p>
+    <w:p>
+      <w:pPr>
+        <w:spacing w:after="100"/>
+        <w:ind w:left="284"/>
+      </w:pPr>
+      <w:r>
+        <w:t xml:space="preserve">Pool </w:t>
+      </w:r>
+      <w:r>
+        <w:rPr>
+          <w:b/>
+          <w:bCs/>
+        </w:rPr>
+        <w:t xml:space="preserve">Postulante</w:t>
+      </w:r>
+      <w:r>
+        <w:t xml:space="preserve">: participante externo </w:t>
+      </w:r>
+      <w:r>
+        <w:rPr>
+          <w:b/>
+          <w:bCs/>
+        </w:rPr>
+        <w:t xml:space="preserve">visible (caja blanca), con comportamiento mínimo</w:t>
+      </w:r>
+      <w:r>
+        <w:t xml:space="preserve">. Contiene: EP-01 «Convocatoria recibida» (inicio de mensaje) → AS-07 «Presentar la postulación y el CV» → EP-02 «Postulación presentada» (fin). No es un pool de caja negra. Los mensajes posteriores (citación y resultado) llegan al </w:t>
+      </w:r>
+      <w:r>
+        <w:rPr>
+          <w:b/>
+          <w:bCs/>
+        </w:rPr>
+        <w:t xml:space="preserve">borde del pool</w:t>
+      </w:r>
+      <w:r>
+        <w:t xml:space="preserve">, sin evento interno, porque el AS-IS no documenta cómo reacciona el postulante; dibujar esa reacción sería inventarla.</w:t>
+      </w:r>
+    </w:p>
+    <w:p>
+      <w:pPr>
+        <w:spacing w:after="100"/>
+        <w:ind w:left="284"/>
+      </w:pPr>
+      <w:r>
+        <w:rPr>
+          <w:b/>
+          <w:bCs/>
+        </w:rPr>
+        <w:t xml:space="preserve">SP-01 «Evaluar al candidato»</w:t>
+      </w:r>
+      <w:r>
+        <w:t xml:space="preserve"> es un </w:t>
+      </w:r>
+      <w:r>
+        <w:rPr>
+          <w:b/>
+          <w:bCs/>
+        </w:rPr>
+        <w:t xml:space="preserve">subproceso expandido de instancia múltiple paralela</w:t>
+      </w:r>
+      <w:r>
+        <w:t xml:space="preserve">, con una instancia por candidato cuya postulación reunió AS-08. Contiene SI-01 → AS-09 → G-02 → [No] EF-02 | [Sí] AS-10 → AS-11 → EF-04. La secuencia del pool continúa hacia AS-12 cuando </w:t>
+      </w:r>
+      <w:r>
+        <w:rPr>
+          <w:b/>
+          <w:bCs/>
+        </w:rPr>
+        <w:t xml:space="preserve">todas</w:t>
+      </w:r>
+      <w:r>
+        <w:t xml:space="preserve"> las instancias terminaron. No hay otra opción de modelado.</w:t>
+      </w:r>
+    </w:p>
+    <w:p>
+      <w:pPr>
+        <w:keepNext/>
+        <w:spacing w:after="60"/>
+        <w:ind w:left="284"/>
+      </w:pPr>
+      <w:r>
+        <w:rPr>
+          <w:b/>
+          <w:bCs/>
+        </w:rPr>
+        <w:t xml:space="preserve">Flujos de mensaje (lista cerrada, unidireccional)</w:t>
+      </w:r>
+    </w:p>
+    <w:tbl>
+      <w:tblPr>
+        <w:tblStyle w:val="Tablaconcuadrcula"/>
+        <w:tblW w:w="8216" w:type="dxa"/>
+        <w:tblInd w:w="284" w:type="dxa"/>
+        <w:tblLayout w:type="fixed"/>
+        <w:tblLook w:val="04A0" w:firstRow="1" w:lastRow="0" w:firstColumn="1" w:lastColumn="0" w:noHBand="0" w:noVBand="1"/>
+      </w:tblPr>
+      <w:tblGrid>
+        <w:gridCol w:w="739"/>
+        <w:gridCol w:w="2711"/>
+        <w:gridCol w:w="1314"/>
+        <w:gridCol w:w="2136"/>
+        <w:gridCol w:w="1314"/>
+      </w:tblGrid>
+      <w:tr>
+        <w:trPr>
+          <w:cantSplit/>
+          <w:tblHeader/>
+        </w:trPr>
+        <w:tc>
+          <w:tcPr>
+            <w:tcW w:w="739" w:type="dxa"/>
+            <w:shd w:val="clear" w:color="auto" w:fill="D9E2F3"/>
+          </w:tcPr>
+          <w:p>
+            <w:pPr>
+              <w:spacing w:after="0" w:line="240" w:lineRule="auto"/>
+              <w:jc w:val="center"/>
+            </w:pPr>
+            <w:r>
+              <w:rPr>
+                <w:b/>
+                <w:bCs/>
+                <w:sz w:val="17"/>
+                <w:szCs w:val="17"/>
+              </w:rPr>
+              <w:t xml:space="preserve">ID</w:t>
+            </w:r>
+          </w:p>
+        </w:tc>
+        <w:tc>
+          <w:tcPr>
+            <w:tcW w:w="2711" w:type="dxa"/>
+            <w:shd w:val="clear" w:color="auto" w:fill="D9E2F3"/>
+          </w:tcPr>
+          <w:p>
+            <w:pPr>
+              <w:spacing w:after="0" w:line="240" w:lineRule="auto"/>
+              <w:jc w:val="center"/>
+            </w:pPr>
+            <w:r>
+              <w:rPr>
+                <w:b/>
+                <w:bCs/>
+                <w:sz w:val="17"/>
+                <w:szCs w:val="17"/>
+              </w:rPr>
+              <w:t xml:space="preserve">Origen</w:t>
+            </w:r>
+          </w:p>
+        </w:tc>
+        <w:tc>
+          <w:tcPr>
+            <w:tcW w:w="1314" w:type="dxa"/>
+            <w:shd w:val="clear" w:color="auto" w:fill="D9E2F3"/>
+          </w:tcPr>
+          <w:p>
+            <w:pPr>
+              <w:spacing w:after="0" w:line="240" w:lineRule="auto"/>
+              <w:jc w:val="center"/>
+            </w:pPr>
+            <w:r>
+              <w:rPr>
+                <w:b/>
+                <w:bCs/>
+                <w:sz w:val="17"/>
+                <w:szCs w:val="17"/>
+              </w:rPr>
+              <w:t xml:space="preserve">Destino</w:t>
+            </w:r>
+          </w:p>
+        </w:tc>
+        <w:tc>
+          <w:tcPr>
+            <w:tcW w:w="2136" w:type="dxa"/>
+            <w:shd w:val="clear" w:color="auto" w:fill="D9E2F3"/>
+          </w:tcPr>
+          <w:p>
+            <w:pPr>
+              <w:spacing w:after="0" w:line="240" w:lineRule="auto"/>
+              <w:jc w:val="center"/>
+            </w:pPr>
+            <w:r>
+              <w:rPr>
+                <w:b/>
+                <w:bCs/>
+                <w:sz w:val="17"/>
+                <w:szCs w:val="17"/>
+              </w:rPr>
+              <w:t xml:space="preserve">Elemento receptor</w:t>
+            </w:r>
+          </w:p>
+        </w:tc>
+        <w:tc>
+          <w:tcPr>
+            <w:tcW w:w="1314" w:type="dxa"/>
+            <w:shd w:val="clear" w:color="auto" w:fill="D9E2F3"/>
+          </w:tcPr>
+          <w:p>
+            <w:pPr>
+              <w:spacing w:after="0" w:line="240" w:lineRule="auto"/>
+              <w:jc w:val="center"/>
+            </w:pPr>
+            <w:r>
+              <w:rPr>
+                <w:b/>
+                <w:bCs/>
+                <w:sz w:val="17"/>
+                <w:szCs w:val="17"/>
+              </w:rPr>
+              <w:t xml:space="preserve">Contenido</w:t>
+            </w:r>
+          </w:p>
+        </w:tc>
+      </w:tr>
+      <w:tr>
+        <w:trPr>
+          <w:cantSplit/>
+        </w:trPr>
+        <w:tc>
+          <w:tcPr>
+            <w:tcW w:w="739" w:type="dxa"/>
+          </w:tcPr>
+          <w:p>
+            <w:pPr>
+              <w:spacing w:after="0" w:line="240" w:lineRule="auto"/>
+              <w:jc w:val="left"/>
+            </w:pPr>
+            <w:r>
+              <w:rPr>
+                <w:sz w:val="17"/>
+                <w:szCs w:val="17"/>
+              </w:rPr>
+              <w:t xml:space="preserve">MF-01</w:t>
+            </w:r>
+          </w:p>
+        </w:tc>
+        <w:tc>
+          <w:tcPr>
+            <w:tcW w:w="2711" w:type="dxa"/>
+          </w:tcPr>
+          <w:p>
+            <w:pPr>
+              <w:spacing w:after="0" w:line="240" w:lineRule="auto"/>
+              <w:jc w:val="left"/>
+            </w:pPr>
+            <w:r>
+              <w:rPr>
+                <w:sz w:val="17"/>
+                <w:szCs w:val="17"/>
+              </w:rPr>
+              <w:t xml:space="preserve">AS-06 Difundir la convocatoria (Colegio, RR. HH.)</w:t>
+            </w:r>
+          </w:p>
+        </w:tc>
+        <w:tc>
+          <w:tcPr>
+            <w:tcW w:w="1314" w:type="dxa"/>
+          </w:tcPr>
+          <w:p>
+            <w:pPr>
+              <w:spacing w:after="0" w:line="240" w:lineRule="auto"/>
+              <w:jc w:val="left"/>
+            </w:pPr>
+            <w:r>
+              <w:rPr>
+                <w:sz w:val="17"/>
+                <w:szCs w:val="17"/>
+              </w:rPr>
+              <w:t xml:space="preserve">Postulante</w:t>
+            </w:r>
+          </w:p>
+        </w:tc>
+        <w:tc>
+          <w:tcPr>
+            <w:tcW w:w="2136" w:type="dxa"/>
+          </w:tcPr>
+          <w:p>
+            <w:pPr>
+              <w:spacing w:after="0" w:line="240" w:lineRule="auto"/>
+              <w:jc w:val="left"/>
+            </w:pPr>
+            <w:r>
+              <w:rPr>
+                <w:sz w:val="17"/>
+                <w:szCs w:val="17"/>
+              </w:rPr>
+              <w:t xml:space="preserve">EP-01 Convocatoria recibida</w:t>
+            </w:r>
+          </w:p>
+        </w:tc>
+        <w:tc>
+          <w:tcPr>
+            <w:tcW w:w="1314" w:type="dxa"/>
+          </w:tcPr>
+          <w:p>
+            <w:pPr>
+              <w:spacing w:after="0" w:line="240" w:lineRule="auto"/>
+              <w:jc w:val="left"/>
+            </w:pPr>
+            <w:r>
+              <w:rPr>
+                <w:sz w:val="17"/>
+                <w:szCs w:val="17"/>
+              </w:rPr>
+              <w:t xml:space="preserve">Convocatoria</w:t>
+            </w:r>
+          </w:p>
+        </w:tc>
+      </w:tr>
+      <w:tr>
+        <w:trPr>
+          <w:cantSplit/>
+        </w:trPr>
+        <w:tc>
+          <w:tcPr>
+            <w:tcW w:w="739" w:type="dxa"/>
+          </w:tcPr>
+          <w:p>
+            <w:pPr>
+              <w:spacing w:after="0" w:line="240" w:lineRule="auto"/>
+              <w:jc w:val="left"/>
+            </w:pPr>
+            <w:r>
+              <w:rPr>
+                <w:sz w:val="17"/>
+                <w:szCs w:val="17"/>
+              </w:rPr>
+              <w:t xml:space="preserve">MF-02</w:t>
+            </w:r>
+          </w:p>
+        </w:tc>
+        <w:tc>
+          <w:tcPr>
+            <w:tcW w:w="2711" w:type="dxa"/>
+          </w:tcPr>
+          <w:p>
+            <w:pPr>
+              <w:spacing w:after="0" w:line="240" w:lineRule="auto"/>
+              <w:jc w:val="left"/>
+            </w:pPr>
+            <w:r>
+              <w:rPr>
+                <w:sz w:val="17"/>
+                <w:szCs w:val="17"/>
+              </w:rPr>
+              <w:t xml:space="preserve">AS-07 Presentar la postulación y el CV (Postulante)</w:t>
+            </w:r>
+          </w:p>
+        </w:tc>
+        <w:tc>
+          <w:tcPr>
+            <w:tcW w:w="1314" w:type="dxa"/>
+          </w:tcPr>
+          <w:p>
+            <w:pPr>
+              <w:spacing w:after="0" w:line="240" w:lineRule="auto"/>
+              <w:jc w:val="left"/>
+            </w:pPr>
+            <w:r>
+              <w:rPr>
+                <w:sz w:val="17"/>
+                <w:szCs w:val="17"/>
+              </w:rPr>
+              <w:t xml:space="preserve">Colegio, RR. HH.</w:t>
+            </w:r>
+          </w:p>
+        </w:tc>
+        <w:tc>
+          <w:tcPr>
+            <w:tcW w:w="2136" w:type="dxa"/>
+          </w:tcPr>
+          <w:p>
+            <w:pPr>
+              <w:spacing w:after="0" w:line="240" w:lineRule="auto"/>
+              <w:jc w:val="left"/>
+            </w:pPr>
+            <w:r>
+              <w:rPr>
+                <w:sz w:val="17"/>
+                <w:szCs w:val="17"/>
+              </w:rPr>
+              <w:t xml:space="preserve">AS-08 (tarea de recepción)</w:t>
+            </w:r>
+          </w:p>
+        </w:tc>
+        <w:tc>
+          <w:tcPr>
+            <w:tcW w:w="1314" w:type="dxa"/>
+          </w:tcPr>
+          <w:p>
+            <w:pPr>
+              <w:spacing w:after="0" w:line="240" w:lineRule="auto"/>
+              <w:jc w:val="left"/>
+            </w:pPr>
+            <w:r>
+              <w:rPr>
+                <w:sz w:val="17"/>
+                <w:szCs w:val="17"/>
+              </w:rPr>
+              <w:t xml:space="preserve">Postulación y CV</w:t>
+            </w:r>
+          </w:p>
+        </w:tc>
+      </w:tr>
+      <w:tr>
+        <w:trPr>
+          <w:cantSplit/>
+        </w:trPr>
+        <w:tc>
+          <w:tcPr>
+            <w:tcW w:w="739" w:type="dxa"/>
+          </w:tcPr>
+          <w:p>
+            <w:pPr>
+              <w:spacing w:after="0" w:line="240" w:lineRule="auto"/>
+              <w:jc w:val="left"/>
+            </w:pPr>
+            <w:r>
+              <w:rPr>
+                <w:sz w:val="17"/>
+                <w:szCs w:val="17"/>
+              </w:rPr>
+              <w:t xml:space="preserve">MF-03</w:t>
+            </w:r>
+          </w:p>
+        </w:tc>
+        <w:tc>
+          <w:tcPr>
+            <w:tcW w:w="2711" w:type="dxa"/>
+          </w:tcPr>
+          <w:p>
+            <w:pPr>
+              <w:spacing w:after="0" w:line="240" w:lineRule="auto"/>
+              <w:jc w:val="left"/>
+            </w:pPr>
+            <w:r>
+              <w:rPr>
+                <w:sz w:val="17"/>
+                <w:szCs w:val="17"/>
+              </w:rPr>
+              <w:t xml:space="preserve">AS-10 Coordinar evaluaciones y entrevistas (Colegio, RR. HH., dentro de SP-01)</w:t>
+            </w:r>
+          </w:p>
+        </w:tc>
+        <w:tc>
+          <w:tcPr>
+            <w:tcW w:w="1314" w:type="dxa"/>
+          </w:tcPr>
+          <w:p>
+            <w:pPr>
+              <w:spacing w:after="0" w:line="240" w:lineRule="auto"/>
+              <w:jc w:val="left"/>
+            </w:pPr>
+            <w:r>
+              <w:rPr>
+                <w:sz w:val="17"/>
+                <w:szCs w:val="17"/>
+              </w:rPr>
+              <w:t xml:space="preserve">Postulante</w:t>
+            </w:r>
+          </w:p>
+        </w:tc>
+        <w:tc>
+          <w:tcPr>
+            <w:tcW w:w="2136" w:type="dxa"/>
+          </w:tcPr>
+          <w:p>
+            <w:pPr>
+              <w:spacing w:after="0" w:line="240" w:lineRule="auto"/>
+              <w:jc w:val="left"/>
+            </w:pPr>
+            <w:r>
+              <w:rPr>
+                <w:sz w:val="17"/>
+                <w:szCs w:val="17"/>
+              </w:rPr>
+              <w:t xml:space="preserve">Borde del pool Postulante</w:t>
+            </w:r>
+          </w:p>
+        </w:tc>
+        <w:tc>
+          <w:tcPr>
+            <w:tcW w:w="1314" w:type="dxa"/>
+          </w:tcPr>
+          <w:p>
+            <w:pPr>
+              <w:spacing w:after="0" w:line="240" w:lineRule="auto"/>
+              <w:jc w:val="left"/>
+            </w:pPr>
+            <w:r>
+              <w:rPr>
+                <w:sz w:val="17"/>
+                <w:szCs w:val="17"/>
+              </w:rPr>
+              <w:t xml:space="preserve">Citación</w:t>
+            </w:r>
+          </w:p>
+        </w:tc>
+      </w:tr>
+      <w:tr>
+        <w:trPr>
+          <w:cantSplit/>
+        </w:trPr>
+        <w:tc>
+          <w:tcPr>
+            <w:tcW w:w="739" w:type="dxa"/>
+          </w:tcPr>
+          <w:p>
+            <w:pPr>
+              <w:spacing w:after="0" w:line="240" w:lineRule="auto"/>
+              <w:jc w:val="left"/>
+            </w:pPr>
+            <w:r>
+              <w:rPr>
+                <w:sz w:val="17"/>
+                <w:szCs w:val="17"/>
+              </w:rPr>
+              <w:t xml:space="preserve">MF-04</w:t>
+            </w:r>
+          </w:p>
+        </w:tc>
+        <w:tc>
+          <w:tcPr>
+            <w:tcW w:w="2711" w:type="dxa"/>
+          </w:tcPr>
+          <w:p>
+            <w:pPr>
+              <w:spacing w:after="0" w:line="240" w:lineRule="auto"/>
+              <w:jc w:val="left"/>
+            </w:pPr>
+            <w:r>
+              <w:rPr>
+                <w:sz w:val="17"/>
+                <w:szCs w:val="17"/>
+              </w:rPr>
+              <w:t xml:space="preserve">AS-14 Comunicar el resultado (Colegio, RR. HH.)</w:t>
+            </w:r>
+          </w:p>
+        </w:tc>
+        <w:tc>
+          <w:tcPr>
+            <w:tcW w:w="1314" w:type="dxa"/>
+          </w:tcPr>
+          <w:p>
+            <w:pPr>
+              <w:spacing w:after="0" w:line="240" w:lineRule="auto"/>
+              <w:jc w:val="left"/>
+            </w:pPr>
+            <w:r>
+              <w:rPr>
+                <w:sz w:val="17"/>
+                <w:szCs w:val="17"/>
+              </w:rPr>
+              <w:t xml:space="preserve">Postulante</w:t>
+            </w:r>
+          </w:p>
+        </w:tc>
+        <w:tc>
+          <w:tcPr>
+            <w:tcW w:w="2136" w:type="dxa"/>
+          </w:tcPr>
+          <w:p>
+            <w:pPr>
+              <w:spacing w:after="0" w:line="240" w:lineRule="auto"/>
+              <w:jc w:val="left"/>
+            </w:pPr>
+            <w:r>
+              <w:rPr>
+                <w:sz w:val="17"/>
+                <w:szCs w:val="17"/>
+              </w:rPr>
+              <w:t xml:space="preserve">Borde del pool Postulante</w:t>
+            </w:r>
+          </w:p>
+        </w:tc>
+        <w:tc>
+          <w:tcPr>
+            <w:tcW w:w="1314" w:type="dxa"/>
+          </w:tcPr>
+          <w:p>
+            <w:pPr>
+              <w:spacing w:after="0" w:line="240" w:lineRule="auto"/>
+              <w:jc w:val="left"/>
+            </w:pPr>
+            <w:r>
+              <w:rPr>
+                <w:sz w:val="17"/>
+                <w:szCs w:val="17"/>
+              </w:rPr>
+              <w:t xml:space="preserve">Resultado</w:t>
             </w:r>
           </w:p>
         </w:tc>
@@ -2282,7 +3900,7 @@
                 <w:sz w:val="18"/>
                 <w:szCs w:val="18"/>
               </w:rPr>
-              <w:t xml:space="preserve">Interno</w:t>
+              <w:t xml:space="preserve">Interno (supuesto de modelado)</w:t>
             </w:r>
           </w:p>
         </w:tc>
@@ -2359,7 +3977,7 @@
                 <w:sz w:val="18"/>
                 <w:szCs w:val="18"/>
               </w:rPr>
-              <w:t xml:space="preserve">Externo</w:t>
+              <w:t xml:space="preserve">Externo (supuesto de modelado)</w:t>
             </w:r>
           </w:p>
         </w:tc>
@@ -2377,7 +3995,7 @@
                 <w:sz w:val="18"/>
                 <w:szCs w:val="18"/>
               </w:rPr>
-              <w:t xml:space="preserve">Pool «Postulante» (externo), comunicado por flujos de mensaje</w:t>
+              <w:t xml:space="preserve">Pool «Postulante»: participante visible con EP-01 → AS-07 → EP-02</w:t>
             </w:r>
           </w:p>
         </w:tc>
@@ -2468,7 +4086,7 @@
               <w:t xml:space="preserve">Área solicitante</w:t>
             </w:r>
             <w:r>
-              <w:t xml:space="preserve"> identifica una necesidad de personal (EI-01, AS-01) y la comunica a RR. HH. (AS-02).</w:t>
+              <w:t xml:space="preserve"> identifica una necesidad de personal (EI-01 «Necesidad de personal identificada», AS-01) y la comunica a RR. HH. (AS-02).</w:t>
             </w:r>
           </w:p>
           <w:p>
@@ -2487,7 +4105,7 @@
               <w:t xml:space="preserve">RR. HH.</w:t>
             </w:r>
             <w:r>
-              <w:t xml:space="preserve"> revisa la necesidad (AS-03) y la eleva a </w:t>
+              <w:t xml:space="preserve"> revisa la necesidad (AS-03) y </w:t>
             </w:r>
             <w:r>
               <w:rPr>
@@ -2497,7 +4115,7 @@
               <w:t xml:space="preserve">Dirección</w:t>
             </w:r>
             <w:r>
-              <w:t xml:space="preserve">, que decide si procede (AS-04). En la compuerta G-01, si no se aprueba, el camino termina (EF-01) y el área recibe la respuesta.</w:t>
+              <w:t xml:space="preserve"> decide si procede (AS-04). En G-01 «¿Necesidad aprobada?», si no se aprueba, el proceso termina en EF-01 «Necesidad no aprobada».</w:t>
             </w:r>
           </w:p>
           <w:p>
@@ -2506,7 +4124,7 @@
               <w:jc w:val="left"/>
             </w:pPr>
             <w:r>
-              <w:t xml:space="preserve">3. Si se aprueba, RR. HH. define el perfil del puesto (AS-05) y difunde la convocatoria (AS-06), que llega al </w:t>
+              <w:t xml:space="preserve">3. Si se aprueba, RR. HH. define el perfil del puesto (AS-05) y difunde la convocatoria (AS-06). MF-01 lleva la convocatoria al pool </w:t>
             </w:r>
             <w:r>
               <w:rPr>
@@ -2516,7 +4134,7 @@
               <w:t xml:space="preserve">Postulante</w:t>
             </w:r>
             <w:r>
-              <w:t xml:space="preserve"> como mensaje.</w:t>
+              <w:t xml:space="preserve">, donde inicia EP-01 «Convocatoria recibida».</w:t>
             </w:r>
           </w:p>
           <w:p>
@@ -2525,7 +4143,17 @@
               <w:jc w:val="left"/>
             </w:pPr>
             <w:r>
-              <w:t xml:space="preserve">4. El Postulante presenta su postulación y CV (AS-07). RR. HH. los recibe y reúne (AS-08).</w:t>
+              <w:t xml:space="preserve">4. El Postulante presenta su postulación y su CV (AS-07), que llegan a RR. HH. por MF-02; su pool termina en EP-02 «Postulación presentada». En el pool del Colegio, AS-06 continúa en </w:t>
+            </w:r>
+            <w:r>
+              <w:rPr>
+                <w:b/>
+                <w:bCs/>
+              </w:rPr>
+              <w:t xml:space="preserve">AS-08</w:t>
+            </w:r>
+            <w:r>
+              <w:t xml:space="preserve">, una tarea de recepción que reúne las postulaciones recibidas.</w:t>
             </w:r>
           </w:p>
           <w:p>
@@ -2534,7 +4162,17 @@
               <w:jc w:val="left"/>
             </w:pPr>
             <w:r>
-              <w:t xml:space="preserve">5. RR. HH. revisa los CV y preselecciona (AS-09). En G-02, que se evalúa por candidato, quien no es preseleccionado no continúa (EF-02). </w:t>
+              <w:t xml:space="preserve">5. Con las postulaciones reunidas se ejecuta </w:t>
+            </w:r>
+            <w:r>
+              <w:rPr>
+                <w:b/>
+                <w:bCs/>
+              </w:rPr>
+              <w:t xml:space="preserve">SP-01 «Evaluar al candidato»</w:t>
+            </w:r>
+            <w:r>
+              <w:t xml:space="preserve">, una instancia por candidato. RR. HH. revisa el CV (AS-09); en G-02 «¿Candidato preseleccionado?», si no se preselecciona, la instancia termina en EF-02 «El candidato no continúa». </w:t>
             </w:r>
             <w:r>
               <w:rPr>
@@ -2544,7 +4182,7 @@
               <w:t xml:space="preserve">No está verificado</w:t>
             </w:r>
             <w:r>
-              <w:t xml:space="preserve"> si se le informa.</w:t>
+              <w:t xml:space="preserve"> si se informa a ese candidato.</w:t>
             </w:r>
           </w:p>
           <w:p>
@@ -2553,7 +4191,7 @@
               <w:jc w:val="left"/>
             </w:pPr>
             <w:r>
-              <w:t xml:space="preserve">6. Para los preseleccionados, RR. HH. coordina evaluaciones y entrevistas y cita a los candidatos (AS-10). Los </w:t>
+              <w:t xml:space="preserve">6. Si se preselecciona, RR. HH. coordina evaluaciones y entrevistas y cita al candidato (AS-10, MF-03). Los </w:t>
             </w:r>
             <w:r>
               <w:rPr>
@@ -2563,7 +4201,7 @@
               <w:t xml:space="preserve">Evaluadores</w:t>
             </w:r>
             <w:r>
-              <w:t xml:space="preserve"> las realizan y entregan sus resultados (AS-11).</w:t>
+              <w:t xml:space="preserve"> las realizan y entregan sus resultados (AS-11), y la instancia termina en EF-04 «Candidato evaluado».</w:t>
             </w:r>
           </w:p>
           <w:p>
@@ -2572,7 +4210,7 @@
               <w:jc w:val="left"/>
             </w:pPr>
             <w:r>
-              <w:t xml:space="preserve">7. RR. HH. consolida y compara los resultados (AS-12). Dirección decide el candidato seleccionado (AS-13).</w:t>
+              <w:t xml:space="preserve">7. Cuando todas las instancias de SP-01 terminaron, RR. HH. consolida y compara los resultados (AS-12) y Dirección decide el candidato seleccionado (AS-13).</w:t>
             </w:r>
           </w:p>
           <w:p>
@@ -2581,7 +4219,7 @@
               <w:jc w:val="left"/>
             </w:pPr>
             <w:r>
-              <w:t xml:space="preserve">8. RR. HH. comunica el resultado a los postulantes (AS-14) y el proceso termina (EF-03).</w:t>
+              <w:t xml:space="preserve">8. RR. HH. comunica el resultado (AS-14, MF-04) y el proceso termina en EF-03 «Resultado comunicado».</w:t>
             </w:r>
           </w:p>
         </w:tc>
@@ -2768,7 +4406,7 @@
                 <w:sz w:val="18"/>
                 <w:szCs w:val="18"/>
               </w:rPr>
-              <w:t xml:space="preserve">EI-01; EF-01, EF-02 y EF-03.</w:t>
+              <w:t xml:space="preserve">Proceso: EI-01; EF-01 y EF-03. SP-01: SI-01; EF-02 y EF-04. Postulante: EP-01; EP-02.</w:t>
             </w:r>
           </w:p>
         </w:tc>
@@ -2827,7 +4465,7 @@
                 <w:sz w:val="18"/>
                 <w:szCs w:val="18"/>
               </w:rPr>
-              <w:t xml:space="preserve">AS-01 a AS-14 tienen entrada y salida; las partes 1 y 2 se unen con el enlace A.</w:t>
+              <w:t xml:space="preserve">AS-01 a AS-14 tienen entrada y salida de secuencia; AS-06 → AS-08 es secuencia (AS-08 es tarea de recepción); AS-07 está entre EP-01 y EP-02; las partes 1 y 2 se unen con el enlace A.</w:t>
             </w:r>
           </w:p>
         </w:tc>
@@ -2886,7 +4524,7 @@
                 <w:sz w:val="18"/>
                 <w:szCs w:val="18"/>
               </w:rPr>
-              <w:t xml:space="preserve">Secuencia dentro del pool y mensajes entre pools. G-02 por candidato queda anotada para modelarse como instancia múltiple en PowerDesigner.</w:t>
+              <w:t xml:space="preserve">Secuencia solo dentro de cada pool; MF-01 a MF-04 unidireccionales entre pools; SP-01 de instancia múltiple paralela por candidato.</w:t>
             </w:r>
           </w:p>
         </w:tc>
@@ -3004,7 +4642,7 @@
                 <w:sz w:val="18"/>
                 <w:szCs w:val="18"/>
               </w:rPr>
-              <w:t xml:space="preserve">Coincide con las 8 actividades macro de §3.1 y con el Formato 02.</w:t>
+              <w:t xml:space="preserve">Coincide con las 8 actividades macro de §3.1, con el Formato 02 y con el glosario de nombres.</w:t>
             </w:r>
           </w:p>
         </w:tc>

--- a/docs/academico/practica-03/F3_Diagrama_BPM_ASIS_Colegio_Andino.docx
+++ b/docs/academico/practica-03/F3_Diagrama_BPM_ASIS_Colegio_Andino.docx
@@ -656,22 +656,7 @@
                 <w:sz w:val="18"/>
                 <w:szCs w:val="18"/>
               </w:rPr>
-              <w:t xml:space="preserve">. No está validado por la institución y no es el modelo formal de PowerDesigner (pendiente para la Fase 29, ver </w:t>
-            </w:r>
-            <w:r>
-              <w:rPr>
-                <w:rFonts w:ascii="Consolas" w:hAnsi="Consolas"/>
-                <w:sz w:val="18"/>
-                <w:szCs w:val="18"/>
-              </w:rPr>
-              <w:t xml:space="preserve">POWERDESIGNER_PENDING.md</w:t>
-            </w:r>
-            <w:r>
-              <w:rPr>
-                <w:sz w:val="18"/>
-                <w:szCs w:val="18"/>
-              </w:rPr>
-              <w:t xml:space="preserve">).</w:t>
+              <w:t xml:space="preserve">. No está validado por la institución. Su modelo formal es el diagrama «F3 - BPMN AS-IS» de PowerDesigner (F29, con el hotfix F29B): formalizarlo no cambia su condición de preliminar.</w:t>
             </w:r>
           </w:p>
           <w:p>
@@ -922,14 +907,54 @@
     </w:p>
     <w:p>
       <w:pPr>
+        <w:spacing w:after="100"/>
+        <w:ind w:left="284"/>
+      </w:pPr>
+      <w:r>
+        <w:t xml:space="preserve">Diagrama formal modelado en </w:t>
+      </w:r>
+      <w:r>
+        <w:rPr>
+          <w:b/>
+          <w:bCs/>
+        </w:rPr>
+        <w:t xml:space="preserve">PowerDesigner 16.6</w:t>
+      </w:r>
+      <w:r>
+        <w:t xml:space="preserve"> (Fase 29): diagrama «F3 - BPMN AS-IS» del modelo </w:t>
+      </w:r>
+      <w:r>
+        <w:rPr>
+          <w:rFonts w:ascii="Consolas" w:hAnsi="Consolas"/>
+        </w:rPr>
+        <w:t xml:space="preserve">F29_BPM_Academico.bpm</w:t>
+      </w:r>
+      <w:r>
+        <w:t xml:space="preserve">, paquete F3. La figura 1 es la exportación completa; las figuras 2 y 3 amplían sus dos mitades para leerlas mejor y no añaden contenido.</w:t>
+      </w:r>
+    </w:p>
+    <w:p>
+      <w:pPr>
+        <w:spacing w:after="0"/>
+        <w:sectPr>
+          <w:headerReference w:type="default" r:id="rId7"/>
+          <w:pgSz w:w="11906" w:h="16838"/>
+          <w:pgMar w:top="1417" w:right="1701" w:bottom="1417" w:left="1701" w:header="708" w:footer="708" w:gutter="0"/>
+          <w:cols w:space="708"/>
+          <w:docGrid w:linePitch="360"/>
+        </w:sectPr>
+      </w:pPr>
+    </w:p>
+    <w:p>
+      <w:pPr>
         <w:spacing w:after="60"/>
         <w:jc w:val="center"/>
       </w:pPr>
       <w:r>
         <w:drawing>
           <wp:inline distT="0" distB="0" distL="0" distR="0">
-            <wp:extent cx="5759999" cy="5613380"/>
-            <wp:docPr id="101" name="F3-bpmn-as-is-parte1.png"/>
+            <wp:extent cx="8446541" cy="2547103"/>
+            <wp:docPr id="101" name="F3_BPMN_ASIS.png"/>
             <wp:cNvGraphicFramePr>
               <a:graphicFrameLocks xmlns:a="http://schemas.openxmlformats.org/drawingml/2006/main" noChangeAspect="1"/>
             </wp:cNvGraphicFramePr>
@@ -937,7 +962,7 @@
               <a:graphicData uri="http://schemas.openxmlformats.org/drawingml/2006/picture">
                 <pic:pic xmlns:pic="http://schemas.openxmlformats.org/drawingml/2006/picture">
                   <pic:nvPicPr>
-                    <pic:cNvPr id="101" name="F3-bpmn-as-is-parte1.png"/>
+                    <pic:cNvPr id="101" name="F3_BPMN_ASIS.png"/>
                     <pic:cNvPicPr/>
                   </pic:nvPicPr>
                   <pic:blipFill>
@@ -949,7 +974,7 @@
                   <pic:spPr>
                     <a:xfrm>
                       <a:off x="0" y="0"/>
-                      <a:ext cx="5759999" cy="5613380"/>
+                      <a:ext cx="8446541" cy="2547103"/>
                     </a:xfrm>
                     <a:prstGeom prst="rect">
                       <a:avLst/>
@@ -967,6 +992,13 @@
         <w:spacing w:after="160"/>
         <w:ind w:left="284"/>
         <w:jc w:val="center"/>
+        <w:sectPr>
+          <w:headerReference w:type="default" r:id="rId7"/>
+          <w:pgSz w:w="16838" w:h="11906" w:orient="landscape"/>
+          <w:pgMar w:top="1417" w:right="1701" w:bottom="1417" w:left="1701" w:header="708" w:footer="708" w:gutter="0"/>
+          <w:cols w:space="708"/>
+          <w:docGrid w:linePitch="360"/>
+        </w:sectPr>
       </w:pPr>
       <w:r>
         <w:rPr>
@@ -975,7 +1007,26 @@
           <w:sz w:val="18"/>
           <w:szCs w:val="18"/>
         </w:rPr>
-        <w:t xml:space="preserve">Figura 1. BPMN AS-IS preliminar, parte 1 (EI-01 a AS-08).</w:t>
+        <w:t xml:space="preserve">Figura 1. BPMN AS-IS preliminar: exportación formal de PowerDesigner (F29), diagrama «F3 - BPMN AS-IS» (</w:t>
+      </w:r>
+      <w:r>
+        <w:rPr>
+          <w:rFonts w:ascii="Consolas" w:hAnsi="Consolas"/>
+          <w:i/>
+          <w:iCs/>
+          <w:sz w:val="18"/>
+          <w:szCs w:val="18"/>
+        </w:rPr>
+        <w:t xml:space="preserve">F3_BPMN_ASIS.png</w:t>
+      </w:r>
+      <w:r>
+        <w:rPr>
+          <w:i/>
+          <w:iCs/>
+          <w:sz w:val="18"/>
+          <w:szCs w:val="18"/>
+        </w:rPr>
+        <w:t xml:space="preserve">).</w:t>
       </w:r>
     </w:p>
     <w:p>
@@ -986,8 +1037,8 @@
       <w:r>
         <w:drawing>
           <wp:inline distT="0" distB="0" distL="0" distR="0">
-            <wp:extent cx="5759999" cy="5739053"/>
-            <wp:docPr id="102" name="F3-bpmn-as-is-parte2.png"/>
+            <wp:extent cx="8446541" cy="4631236"/>
+            <wp:docPr id="102" name="F3_BPMN_ASIS.png"/>
             <wp:cNvGraphicFramePr>
               <a:graphicFrameLocks xmlns:a="http://schemas.openxmlformats.org/drawingml/2006/main" noChangeAspect="1"/>
             </wp:cNvGraphicFramePr>
@@ -995,7 +1046,7 @@
               <a:graphicData uri="http://schemas.openxmlformats.org/drawingml/2006/picture">
                 <pic:pic xmlns:pic="http://schemas.openxmlformats.org/drawingml/2006/picture">
                   <pic:nvPicPr>
-                    <pic:cNvPr id="102" name="F3-bpmn-as-is-parte2.png"/>
+                    <pic:cNvPr id="102" name="F3_BPMN_ASIS.png"/>
                     <pic:cNvPicPr/>
                   </pic:nvPicPr>
                   <pic:blipFill>
@@ -1007,7 +1058,7 @@
                   <pic:spPr>
                     <a:xfrm>
                       <a:off x="0" y="0"/>
-                      <a:ext cx="5759999" cy="5739053"/>
+                      <a:ext cx="8446541" cy="4631236"/>
                     </a:xfrm>
                     <a:prstGeom prst="rect">
                       <a:avLst/>
@@ -1025,6 +1076,13 @@
         <w:spacing w:after="160"/>
         <w:ind w:left="284"/>
         <w:jc w:val="center"/>
+        <w:sectPr>
+          <w:headerReference w:type="default" r:id="rId7"/>
+          <w:pgSz w:w="16838" w:h="11906" w:orient="landscape"/>
+          <w:pgMar w:top="1417" w:right="1701" w:bottom="1417" w:left="1701" w:header="708" w:footer="708" w:gutter="0"/>
+          <w:cols w:space="708"/>
+          <w:docGrid w:linePitch="360"/>
+        </w:sectPr>
       </w:pPr>
       <w:r>
         <w:rPr>
@@ -1033,16 +1091,99 @@
           <w:sz w:val="18"/>
           <w:szCs w:val="18"/>
         </w:rPr>
-        <w:t xml:space="preserve">Figura 2. BPMN AS-IS preliminar, parte 2 (AS-09 a EF-03).</w:t>
+        <w:t xml:space="preserve">Figura 2. Ampliación de la figura 1 (franja del 0 % al 55 % del ancho): EI-01 a AS-08 y pool Postulante. Recorte sin retoque de la exportación formal.</w:t>
       </w:r>
     </w:p>
     <w:p>
       <w:pPr>
+        <w:spacing w:after="60"/>
+        <w:jc w:val="center"/>
+      </w:pPr>
+      <w:r>
+        <w:drawing>
+          <wp:inline distT="0" distB="0" distL="0" distR="0">
+            <wp:extent cx="8446541" cy="4629842"/>
+            <wp:docPr id="103" name="F3_BPMN_ASIS.png"/>
+            <wp:cNvGraphicFramePr>
+              <a:graphicFrameLocks xmlns:a="http://schemas.openxmlformats.org/drawingml/2006/main" noChangeAspect="1"/>
+            </wp:cNvGraphicFramePr>
+            <a:graphic xmlns:a="http://schemas.openxmlformats.org/drawingml/2006/main">
+              <a:graphicData uri="http://schemas.openxmlformats.org/drawingml/2006/picture">
+                <pic:pic xmlns:pic="http://schemas.openxmlformats.org/drawingml/2006/picture">
+                  <pic:nvPicPr>
+                    <pic:cNvPr id="103" name="F3_BPMN_ASIS.png"/>
+                    <pic:cNvPicPr/>
+                  </pic:nvPicPr>
+                  <pic:blipFill>
+                    <a:blip r:embed="rId103"/>
+                    <a:stretch>
+                      <a:fillRect/>
+                    </a:stretch>
+                  </pic:blipFill>
+                  <pic:spPr>
+                    <a:xfrm>
+                      <a:off x="0" y="0"/>
+                      <a:ext cx="8446541" cy="4629842"/>
+                    </a:xfrm>
+                    <a:prstGeom prst="rect">
+                      <a:avLst/>
+                    </a:prstGeom>
+                  </pic:spPr>
+                </pic:pic>
+              </a:graphicData>
+            </a:graphic>
+          </wp:inline>
+        </w:drawing>
+      </w:r>
+    </w:p>
+    <w:p>
+      <w:pPr>
+        <w:spacing w:after="160"/>
+        <w:ind w:left="284"/>
+        <w:jc w:val="center"/>
+        <w:sectPr>
+          <w:headerReference w:type="default" r:id="rId7"/>
+          <w:pgSz w:w="16838" w:h="11906" w:orient="landscape"/>
+          <w:pgMar w:top="1417" w:right="1701" w:bottom="1417" w:left="1701" w:header="708" w:footer="708" w:gutter="0"/>
+          <w:cols w:space="708"/>
+          <w:docGrid w:linePitch="360"/>
+        </w:sectPr>
+      </w:pPr>
+      <w:r>
+        <w:rPr>
+          <w:i/>
+          <w:iCs/>
+          <w:sz w:val="18"/>
+          <w:szCs w:val="18"/>
+        </w:rPr>
+        <w:t xml:space="preserve">Figura 3. Ampliación de la figura 1 (franja del 45 % al 100 % del ancho): SP-01, AS-12 a AS-14 y EF-03. Recorte sin retoque de la exportación formal.</w:t>
+      </w:r>
+    </w:p>
+    <w:p>
+      <w:pPr>
         <w:spacing w:after="100"/>
         <w:ind w:left="284"/>
       </w:pPr>
       <w:r>
-        <w:t xml:space="preserve">Borrador de revisión dibujado desde la especificación de este formato (corregida en la F27D tras la auditoría F27C). La versión formal se modelará en PowerDesigner en la F29.</w:t>
+        <w:t xml:space="preserve">SP-01 es un subproceso expandido de instancia múltiple paralela (marcador |||) con SI-01, AS-09, G-02, AS-10, AS-11, EF-02 y EF-04 dentro. PowerDesigner 16.6 no dibuja ese contenido en la vista principal del editor (limitación F29B-OBS-01): se consulta en el diagrama «SP-01 Evaluar al candidato — detalle», con los mismos objetos. La exportación, reproducible, es la evidencia formal.</w:t>
+      </w:r>
+    </w:p>
+    <w:p>
+      <w:pPr>
+        <w:spacing w:after="100"/>
+        <w:ind w:left="284"/>
+      </w:pPr>
+      <w:r>
+        <w:t xml:space="preserve">El borrador de revisión de la F27B–F28 (</w:t>
+      </w:r>
+      <w:r>
+        <w:rPr>
+          <w:rFonts w:ascii="Consolas" w:hAnsi="Consolas"/>
+        </w:rPr>
+        <w:t xml:space="preserve">diagramas/draft/</w:t>
+      </w:r>
+      <w:r>
+        <w:t xml:space="preserve">) queda como antecedente: DRAFT / SUPERSEDED BY F29 FORMAL EXPORT.</w:t>
       </w:r>
     </w:p>
     <w:p>
@@ -4267,7 +4408,28 @@
           <w:sz w:val="18"/>
           <w:szCs w:val="18"/>
         </w:rPr>
-        <w:t xml:space="preserve">Marque con un aspa (X) si se cumplen los enunciados. Se aplica a la especificación y al borrador de este formato.</w:t>
+        <w:t xml:space="preserve">Marque con un aspa (X) si se cumplen los enunciados. Se aplica a la especificación y al modelo formal de PowerDesigner (F29), verificado en </w:t>
+      </w:r>
+      <w:r>
+        <w:rPr>
+          <w:rFonts w:ascii="Consolas" w:hAnsi="Consolas"/>
+          <w:i/>
+          <w:iCs/>
+          <w:color w:val="595959"/>
+          <w:sz w:val="18"/>
+          <w:szCs w:val="18"/>
+        </w:rPr>
+        <w:t xml:space="preserve">docs/academico/powerdesigner/F29_VALIDATION.md</w:t>
+      </w:r>
+      <w:r>
+        <w:rPr>
+          <w:i/>
+          <w:iCs/>
+          <w:color w:val="595959"/>
+          <w:sz w:val="18"/>
+          <w:szCs w:val="18"/>
+        </w:rPr>
+        <w:t xml:space="preserve">.</w:t>
       </w:r>
     </w:p>
     <w:tbl>
@@ -4465,7 +4627,7 @@
                 <w:sz w:val="18"/>
                 <w:szCs w:val="18"/>
               </w:rPr>
-              <w:t xml:space="preserve">AS-01 a AS-14 tienen entrada y salida de secuencia; AS-06 → AS-08 es secuencia (AS-08 es tarea de recepción); AS-07 está entre EP-01 y EP-02; las partes 1 y 2 se unen con el enlace A.</w:t>
+              <w:t xml:space="preserve">AS-01 a AS-14 tienen entrada y salida de secuencia; AS-06 → AS-08 es secuencia (AS-08 es tarea de recepción); AS-07 está entre EP-01 y EP-02; el modelo formal es un solo diagrama (el borrador unía sus dos partes con el enlace A).</w:t>
             </w:r>
           </w:p>
         </w:tc>
@@ -4828,6 +4990,87 @@
         <w:ind w:left="567"/>
       </w:pPr>
       <w:r>
+        <w:t xml:space="preserve">• Modelo formal: </w:t>
+      </w:r>
+      <w:r>
+        <w:rPr>
+          <w:rFonts w:ascii="Consolas" w:hAnsi="Consolas"/>
+        </w:rPr>
+        <w:t xml:space="preserve">docs/academico/powerdesigner/models/F29_BPM_Academico.bpm</w:t>
+      </w:r>
+      <w:r>
+        <w:t xml:space="preserve"> (paquete F3); exportaciones </w:t>
+      </w:r>
+      <w:r>
+        <w:rPr>
+          <w:rFonts w:ascii="Consolas" w:hAnsi="Consolas"/>
+        </w:rPr>
+        <w:t xml:space="preserve">F3_BPMN_ASIS.png</w:t>
+      </w:r>
+      <w:r>
+        <w:t xml:space="preserve"> y </w:t>
+      </w:r>
+      <w:r>
+        <w:rPr>
+          <w:rFonts w:ascii="Consolas" w:hAnsi="Consolas"/>
+        </w:rPr>
+        <w:t xml:space="preserve">F3_BPMN_ASIS.svg</w:t>
+      </w:r>
+      <w:r>
+        <w:t xml:space="preserve"> en </w:t>
+      </w:r>
+      <w:r>
+        <w:rPr>
+          <w:rFonts w:ascii="Consolas" w:hAnsi="Consolas"/>
+        </w:rPr>
+        <w:t xml:space="preserve">docs/academico/powerdesigner/exports/</w:t>
+      </w:r>
+      <w:r>
+        <w:t xml:space="preserve">; validación en </w:t>
+      </w:r>
+      <w:r>
+        <w:rPr>
+          <w:rFonts w:ascii="Consolas" w:hAnsi="Consolas"/>
+        </w:rPr>
+        <w:t xml:space="preserve">F29_VALIDATION.md</w:t>
+      </w:r>
+      <w:r>
+        <w:t xml:space="preserve"> y </w:t>
+      </w:r>
+      <w:r>
+        <w:rPr>
+          <w:rFonts w:ascii="Consolas" w:hAnsi="Consolas"/>
+        </w:rPr>
+        <w:t xml:space="preserve">F29B_HOTFIX.md</w:t>
+      </w:r>
+      <w:r>
+        <w:t xml:space="preserve">.</w:t>
+      </w:r>
+    </w:p>
+    <w:p>
+      <w:pPr>
+        <w:spacing w:after="40"/>
+        <w:ind w:left="567"/>
+      </w:pPr>
+      <w:r>
+        <w:t xml:space="preserve">• Especificación de PowerDesigner: </w:t>
+      </w:r>
+      <w:r>
+        <w:rPr>
+          <w:rFonts w:ascii="Consolas" w:hAnsi="Consolas"/>
+        </w:rPr>
+        <w:t xml:space="preserve">docs/academico/practica-03/POWERDESIGNER_PENDING.md</w:t>
+      </w:r>
+      <w:r>
+        <w:t xml:space="preserve"> (FORMALIZED / DONE).</w:t>
+      </w:r>
+    </w:p>
+    <w:p>
+      <w:pPr>
+        <w:spacing w:after="40"/>
+        <w:ind w:left="567"/>
+      </w:pPr>
+      <w:r>
         <w:t xml:space="preserve">• Borradores: </w:t>
       </w:r>
       <w:r>
@@ -4846,32 +5089,139 @@
         <w:t xml:space="preserve">…parte2.png</w:t>
       </w:r>
       <w:r>
-        <w:t xml:space="preserve">.</w:t>
+        <w:t xml:space="preserve"> (DRAFT / SUPERSEDED BY F29 FORMAL EXPORT).</w:t>
       </w:r>
     </w:p>
     <w:p>
       <w:pPr>
-        <w:spacing w:after="40"/>
-        <w:ind w:left="567"/>
-      </w:pPr>
-      <w:r>
-        <w:t xml:space="preserve">• Pendiente de modelado formal: </w:t>
-      </w:r>
-      <w:r>
-        <w:rPr>
-          <w:rFonts w:ascii="Consolas" w:hAnsi="Consolas"/>
-        </w:rPr>
-        <w:t xml:space="preserve">docs/academico/practica-03/POWERDESIGNER_PENDING.md</w:t>
-      </w:r>
-      <w:r>
-        <w:t xml:space="preserve">.</w:t>
-      </w:r>
+        <w:spacing w:after="0"/>
+        <w:ind w:left="284"/>
+      </w:pPr>
     </w:p>
     <w:p>
       <w:pPr>
-        <w:spacing w:after="0"/>
+        <w:spacing w:after="100"/>
         <w:ind w:left="284"/>
       </w:pPr>
+      <w:r>
+        <w:t xml:space="preserve">Capturas reales de PowerDesigner, tomadas con el modelo reabierto desde el disco:</w:t>
+      </w:r>
+    </w:p>
+    <w:p>
+      <w:pPr>
+        <w:spacing w:after="60"/>
+        <w:jc w:val="center"/>
+      </w:pPr>
+      <w:r>
+        <w:drawing>
+          <wp:inline distT="0" distB="0" distL="0" distR="0">
+            <wp:extent cx="5759999" cy="3148322"/>
+            <wp:docPr id="104" name="F3_BPMN_ASIS_PowerDesigner.png"/>
+            <wp:cNvGraphicFramePr>
+              <a:graphicFrameLocks xmlns:a="http://schemas.openxmlformats.org/drawingml/2006/main" noChangeAspect="1"/>
+            </wp:cNvGraphicFramePr>
+            <a:graphic xmlns:a="http://schemas.openxmlformats.org/drawingml/2006/main">
+              <a:graphicData uri="http://schemas.openxmlformats.org/drawingml/2006/picture">
+                <pic:pic xmlns:pic="http://schemas.openxmlformats.org/drawingml/2006/picture">
+                  <pic:nvPicPr>
+                    <pic:cNvPr id="104" name="F3_BPMN_ASIS_PowerDesigner.png"/>
+                    <pic:cNvPicPr/>
+                  </pic:nvPicPr>
+                  <pic:blipFill>
+                    <a:blip r:embed="rId104"/>
+                    <a:stretch>
+                      <a:fillRect/>
+                    </a:stretch>
+                  </pic:blipFill>
+                  <pic:spPr>
+                    <a:xfrm>
+                      <a:off x="0" y="0"/>
+                      <a:ext cx="5759999" cy="3148322"/>
+                    </a:xfrm>
+                    <a:prstGeom prst="rect">
+                      <a:avLst/>
+                    </a:prstGeom>
+                  </pic:spPr>
+                </pic:pic>
+              </a:graphicData>
+            </a:graphic>
+          </wp:inline>
+        </w:drawing>
+      </w:r>
+    </w:p>
+    <w:p>
+      <w:pPr>
+        <w:spacing w:after="160"/>
+        <w:ind w:left="284"/>
+        <w:jc w:val="center"/>
+      </w:pPr>
+      <w:r>
+        <w:rPr>
+          <w:i/>
+          <w:iCs/>
+          <w:sz w:val="18"/>
+          <w:szCs w:val="18"/>
+        </w:rPr>
+        <w:t xml:space="preserve">Figura 4. Captura de PowerDesigner: diagrama «F3 - BPMN AS-IS» y paquete F3 en el Object Browser.</w:t>
+      </w:r>
+    </w:p>
+    <w:p>
+      <w:pPr>
+        <w:spacing w:after="60"/>
+        <w:jc w:val="center"/>
+      </w:pPr>
+      <w:r>
+        <w:drawing>
+          <wp:inline distT="0" distB="0" distL="0" distR="0">
+            <wp:extent cx="5759999" cy="3148322"/>
+            <wp:docPr id="105" name="F3_SP-01_detalle_PowerDesigner.png"/>
+            <wp:cNvGraphicFramePr>
+              <a:graphicFrameLocks xmlns:a="http://schemas.openxmlformats.org/drawingml/2006/main" noChangeAspect="1"/>
+            </wp:cNvGraphicFramePr>
+            <a:graphic xmlns:a="http://schemas.openxmlformats.org/drawingml/2006/main">
+              <a:graphicData uri="http://schemas.openxmlformats.org/drawingml/2006/picture">
+                <pic:pic xmlns:pic="http://schemas.openxmlformats.org/drawingml/2006/picture">
+                  <pic:nvPicPr>
+                    <pic:cNvPr id="105" name="F3_SP-01_detalle_PowerDesigner.png"/>
+                    <pic:cNvPicPr/>
+                  </pic:nvPicPr>
+                  <pic:blipFill>
+                    <a:blip r:embed="rId105"/>
+                    <a:stretch>
+                      <a:fillRect/>
+                    </a:stretch>
+                  </pic:blipFill>
+                  <pic:spPr>
+                    <a:xfrm>
+                      <a:off x="0" y="0"/>
+                      <a:ext cx="5759999" cy="3148322"/>
+                    </a:xfrm>
+                    <a:prstGeom prst="rect">
+                      <a:avLst/>
+                    </a:prstGeom>
+                  </pic:spPr>
+                </pic:pic>
+              </a:graphicData>
+            </a:graphic>
+          </wp:inline>
+        </w:drawing>
+      </w:r>
+    </w:p>
+    <w:p>
+      <w:pPr>
+        <w:spacing w:after="160"/>
+        <w:ind w:left="284"/>
+        <w:jc w:val="center"/>
+      </w:pPr>
+      <w:r>
+        <w:rPr>
+          <w:i/>
+          <w:iCs/>
+          <w:sz w:val="18"/>
+          <w:szCs w:val="18"/>
+        </w:rPr>
+        <w:t xml:space="preserve">Figura 5. Captura de PowerDesigner: diagrama «SP-01 Evaluar al candidato — detalle» (contenido de SP-01; F29B-OBS-01).</w:t>
+      </w:r>
     </w:p>
     <w:sectPr>
       <w:headerReference w:type="default" r:id="rId7"/>
